--- a/dist/word/org-structure.docx
+++ b/dist/word/org-structure.docx
@@ -6,63 +6,191 @@
     <w:p>
       <w:pPr>
         <w:pStyle w:val="Heading1"/>
-      </w:pPr>
-      <w:r>
+        <w:bidi/>
+        <w:jc w:val="right"/>
+      </w:pPr>
+      <w:r>
+        <w:rPr>
+          <w:rtl/>
+        </w:rPr>
         <w:t xml:space="preserve">מבנה ארגוני · Organizational Structure</w:t>
       </w:r>
     </w:p>
     <w:p>
       <w:pPr>
         <w:pStyle w:val="FirstParagraph"/>
+        <w:bidi/>
+        <w:jc w:val="right"/>
+      </w:pPr>
+      <w:r>
+        <w:rPr>
+          <w:iCs/>
+          <w:i/>
+          <w:rtl/>
+        </w:rPr>
+        <w:t xml:space="preserve">הסבר כללי:</w:t>
+      </w:r>
+      <w:r>
+        <w:rPr>
+          <w:rtl/>
+        </w:rPr>
+        <w:t xml:space="preserve"> </w:t>
+      </w:r>
+      <w:r>
+        <w:rPr>
+          <w:rtl/>
+        </w:rPr>
+        <w:t xml:space="preserve">מסמך זה מגדיר את המבנה הארגוני — שכבת הממשל, התרשים ההיררכי, החטיבות,</w:t>
+      </w:r>
+      <w:r>
+        <w:rPr>
+          <w:rtl/>
+        </w:rPr>
+        <w:t xml:space="preserve"> </w:t>
+      </w:r>
+      <w:r>
+        <w:rPr>
+          <w:rtl/>
+        </w:rPr>
+        <w:t xml:space="preserve">קווי הכפיפות ומטריצת הסמכויות. מלאו את השדות בקו תחתון. כל תפקיד ניהולי כאן אמור</w:t>
+      </w:r>
+      <w:r>
+        <w:rPr>
+          <w:rtl/>
+        </w:rPr>
+        <w:t xml:space="preserve"> </w:t>
+      </w:r>
+      <w:r>
+        <w:rPr>
+          <w:rtl/>
+        </w:rPr>
+        <w:t xml:space="preserve">לקבל</w:t>
+      </w:r>
+      <w:r>
+        <w:rPr>
+          <w:rtl/>
+        </w:rPr>
+        <w:t xml:space="preserve"> </w:t>
+      </w:r>
+      <w:r>
+        <w:rPr>
+          <w:rtl/>
+        </w:rPr>
+        <w:t xml:space="preserve">“</w:t>
+      </w:r>
+      <w:r>
+        <w:rPr>
+          <w:rtl/>
+        </w:rPr>
+        <w:t xml:space="preserve">הגדרת תפקיד</w:t>
+      </w:r>
+      <w:r>
+        <w:rPr>
+          <w:rtl/>
+        </w:rPr>
+        <w:t xml:space="preserve">”</w:t>
+      </w:r>
+      <w:r>
+        <w:rPr>
+          <w:rtl/>
+        </w:rPr>
+        <w:t xml:space="preserve"> </w:t>
+      </w:r>
+      <w:r>
+        <w:rPr>
+          <w:rtl/>
+        </w:rPr>
+        <w:t xml:space="preserve">נפרדת.</w:t>
+      </w:r>
+    </w:p>
+    <w:p>
+      <w:pPr>
+        <w:pStyle w:val="BodyText"/>
+        <w:bidi/>
+        <w:jc w:val="right"/>
       </w:pPr>
       <w:r>
         <w:rPr>
           <w:bCs/>
           <w:b/>
-        </w:rPr>
-        <w:t xml:space="preserve">חברה / Company:</w:t>
-      </w:r>
-      <w:r>
+          <w:rtl/>
+        </w:rPr>
+        <w:t xml:space="preserve">שם החברה / Company</w:t>
+      </w:r>
+      <w:r>
+        <w:rPr>
+          <w:rtl/>
+        </w:rPr>
         <w:t xml:space="preserve"> </w:t>
       </w:r>
       <w:r>
-        <w:t xml:space="preserve">[להשלמה / TO FILL] ·</w:t>
-      </w:r>
-      <w:r>
+        <w:rPr>
+          <w:rtl/>
+        </w:rPr>
+        <w:t>— _______________________________________________________</w:t>
+      </w:r>
+      <w:r>
+        <w:rPr>
+          <w:rtl/>
+        </w:rPr>
         <w:t xml:space="preserve"> </w:t>
       </w:r>
       <w:r>
         <w:rPr>
           <w:bCs/>
           <w:b/>
-        </w:rPr>
-        <w:t xml:space="preserve">תאריך / Date:</w:t>
-      </w:r>
-      <w:r>
+          <w:rtl/>
+        </w:rPr>
+        <w:t xml:space="preserve">תאריך / Date</w:t>
+      </w:r>
+      <w:r>
+        <w:rPr>
+          <w:rtl/>
+        </w:rPr>
         <w:t xml:space="preserve"> </w:t>
       </w:r>
       <w:r>
-        <w:t xml:space="preserve">[להשלמה / TO FILL] ·</w:t>
-      </w:r>
-      <w:r>
+        <w:rPr>
+          <w:rtl/>
+        </w:rPr>
+        <w:t>— _______________________________________________________</w:t>
+      </w:r>
+      <w:r>
+        <w:rPr>
+          <w:rtl/>
+        </w:rPr>
         <w:t xml:space="preserve"> </w:t>
       </w:r>
       <w:r>
         <w:rPr>
           <w:bCs/>
           <w:b/>
+          <w:rtl/>
         </w:rPr>
         <w:t xml:space="preserve">סיווג / Classification:</w:t>
       </w:r>
       <w:r>
+        <w:rPr>
+          <w:rtl/>
+        </w:rPr>
         <w:t xml:space="preserve"> </w:t>
       </w:r>
       <w:r>
+        <w:rPr>
+          <w:rtl/>
+        </w:rPr>
         <w:t xml:space="preserve">חסוי (Confidential)</w:t>
       </w:r>
     </w:p>
     <w:p>
-      <w:r>
+      <w:pPr>
+        <w:bidi/>
+        <w:jc w:val="right"/>
+      </w:pPr>
+      <w:r>
+        <w:rPr>
+          <w:rtl/>
+        </w:rPr>
         <w:pict>
           <v:rect style="width:0;height:1.5pt" o:hralign="center" o:hrstd="t" o:hr="t"/>
         </w:pict>
@@ -72,59 +200,89 @@
     <w:p>
       <w:pPr>
         <w:pStyle w:val="Heading2"/>
-      </w:pPr>
-      <w:r>
+        <w:bidi/>
+        <w:jc w:val="right"/>
+      </w:pPr>
+      <w:r>
+        <w:rPr>
+          <w:rtl/>
+        </w:rPr>
         <w:t xml:space="preserve">1. עקרונות המבנה · Structuring Principles</w:t>
       </w:r>
     </w:p>
     <w:p>
       <w:pPr>
-        <w:pStyle w:val="BlockText"/>
+        <w:pStyle w:val="FirstParagraph"/>
+        <w:bidi/>
+        <w:jc w:val="right"/>
       </w:pPr>
       <w:r>
         <w:rPr>
           <w:iCs/>
           <w:i/>
-        </w:rPr>
-        <w:t xml:space="preserve">Guidance: 2–4 principles that shape the design (e.g. separation of growth</w:t>
-      </w:r>
-      <w:r>
-        <w:rPr>
-          <w:iCs/>
-          <w:i/>
+          <w:rtl/>
+        </w:rPr>
+        <w:t xml:space="preserve">מה למלא:</w:t>
+      </w:r>
+      <w:r>
+        <w:rPr>
+          <w:rtl/>
         </w:rPr>
         <w:t xml:space="preserve"> </w:t>
       </w:r>
       <w:r>
         <w:rPr>
-          <w:iCs/>
-          <w:i/>
-        </w:rPr>
-        <w:t xml:space="preserve">engines from the cash-flow base; lean HQ; clear single-owner accountability).</w:t>
+          <w:rtl/>
+        </w:rPr>
+        <w:t xml:space="preserve">2–4 עקרונות שמעצבים את המבנה (לדוגמה: הפרדת מנועי הצמיחה מבסיס התזרים;</w:t>
+      </w:r>
+      <w:r>
+        <w:rPr>
+          <w:rtl/>
+        </w:rPr>
+        <w:t xml:space="preserve"> </w:t>
+      </w:r>
+      <w:r>
+        <w:rPr>
+          <w:rtl/>
+        </w:rPr>
+        <w:t xml:space="preserve">מטה רזה; אחריות חד-משמעית לבעלים יחיד לכל תחום).</w:t>
       </w:r>
     </w:p>
     <w:p>
       <w:pPr>
-        <w:numPr>
-          <w:ilvl w:val="0"/>
-          <w:numId w:val="1001"/>
-        </w:numPr>
-        <w:pStyle w:val="Compact"/>
-      </w:pPr>
-      <w:r>
-        <w:t xml:space="preserve">[להשלמה / TO FILL]</w:t>
-      </w:r>
-    </w:p>
-    <w:p>
-      <w:pPr>
-        <w:numPr>
-          <w:ilvl w:val="0"/>
-          <w:numId w:val="1001"/>
-        </w:numPr>
-        <w:pStyle w:val="Compact"/>
-      </w:pPr>
-      <w:r>
-        <w:t xml:space="preserve">[להשלמה / TO FILL]</w:t>
+        <w:pStyle w:val="BodyText"/>
+        <w:bidi/>
+        <w:jc w:val="right"/>
+      </w:pPr>
+      <w:r>
+        <w:rPr>
+          <w:rtl/>
+        </w:rPr>
+        <w:t>_______________________________________________________</w:t>
+      </w:r>
+      <w:r>
+        <w:rPr>
+          <w:rtl/>
+        </w:rPr>
+        <w:t xml:space="preserve"> </w:t>
+      </w:r>
+      <w:r>
+        <w:rPr>
+          <w:rtl/>
+        </w:rPr>
+        <w:t>_______________________________________________________</w:t>
+      </w:r>
+      <w:r>
+        <w:rPr>
+          <w:rtl/>
+        </w:rPr>
+        <w:t xml:space="preserve"> </w:t>
+      </w:r>
+      <w:r>
+        <w:rPr>
+          <w:rtl/>
+        </w:rPr>
       </w:r>
     </w:p>
     <w:bookmarkEnd w:id="20"/>
@@ -132,35 +290,41 @@
     <w:p>
       <w:pPr>
         <w:pStyle w:val="Heading2"/>
-      </w:pPr>
-      <w:r>
+        <w:bidi/>
+        <w:jc w:val="right"/>
+      </w:pPr>
+      <w:r>
+        <w:rPr>
+          <w:rtl/>
+        </w:rPr>
         <w:t xml:space="preserve">2. שכבת הממשל · Governance Layer</w:t>
       </w:r>
     </w:p>
     <w:p>
       <w:pPr>
-        <w:pStyle w:val="BlockText"/>
+        <w:pStyle w:val="FirstParagraph"/>
+        <w:bidi/>
+        <w:jc w:val="right"/>
       </w:pPr>
       <w:r>
         <w:rPr>
           <w:iCs/>
           <w:i/>
-        </w:rPr>
-        <w:t xml:space="preserve">Guidance: Board, board committees, and their mandates. Keep to oversight, not</w:t>
-      </w:r>
-      <w:r>
-        <w:rPr>
-          <w:iCs/>
-          <w:i/>
+          <w:rtl/>
+        </w:rPr>
+        <w:t xml:space="preserve">מה למלא:</w:t>
+      </w:r>
+      <w:r>
+        <w:rPr>
+          <w:rtl/>
         </w:rPr>
         <w:t xml:space="preserve"> </w:t>
       </w:r>
       <w:r>
         <w:rPr>
-          <w:iCs/>
-          <w:i/>
-        </w:rPr>
-        <w:t xml:space="preserve">management.</w:t>
+          <w:rtl/>
+        </w:rPr>
+        <w:t xml:space="preserve">הדירקטוריון וועדותיו, ולכל אחד — המנדט (פיקוח, לא ניהול שוטף) וההרכב.</w:t>
       </w:r>
     </w:p>
     <w:tbl>
@@ -169,6 +333,7 @@
         <w:tblW w:type="auto" w:w="0"/>
         <w:tblLook w:firstRow="1" w:lastRow="0" w:firstColumn="0" w:lastColumn="0" w:noHBand="0" w:noVBand="0" w:val="0020"/>
         <w:jc w:val="start"/>
+        <w:bidiVisual/>
       </w:tblPr>
       <w:tblGrid>
         <w:gridCol w:w="2640"/>
@@ -184,9 +349,13 @@
           <w:p>
             <w:pPr>
               <w:pStyle w:val="Compact"/>
-              <w:jc w:val="left"/>
-            </w:pPr>
-            <w:r>
+              <w:bidi/>
+              <w:jc w:val="right"/>
+            </w:pPr>
+            <w:r>
+              <w:rPr>
+                <w:rtl/>
+              </w:rPr>
               <w:t xml:space="preserve">גוף / Body</w:t>
             </w:r>
           </w:p>
@@ -196,21 +365,29 @@
           <w:p>
             <w:pPr>
               <w:pStyle w:val="Compact"/>
-              <w:jc w:val="left"/>
-            </w:pPr>
-            <w:r>
-              <w:t xml:space="preserve">תפקיד / Mandate</w:t>
-            </w:r>
-          </w:p>
-        </w:tc>
-        <w:tc>
-          <w:tcPr/>
-          <w:p>
-            <w:pPr>
-              <w:pStyle w:val="Compact"/>
-              <w:jc w:val="left"/>
-            </w:pPr>
-            <w:r>
+              <w:bidi/>
+              <w:jc w:val="right"/>
+            </w:pPr>
+            <w:r>
+              <w:rPr>
+                <w:rtl/>
+              </w:rPr>
+              <w:t xml:space="preserve">מנדט / Mandate</w:t>
+            </w:r>
+          </w:p>
+        </w:tc>
+        <w:tc>
+          <w:tcPr/>
+          <w:p>
+            <w:pPr>
+              <w:pStyle w:val="Compact"/>
+              <w:bidi/>
+              <w:jc w:val="right"/>
+            </w:pPr>
+            <w:r>
+              <w:rPr>
+                <w:rtl/>
+              </w:rPr>
               <w:t xml:space="preserve">הרכב / Composition</w:t>
             </w:r>
           </w:p>
@@ -222,9 +399,13 @@
           <w:p>
             <w:pPr>
               <w:pStyle w:val="Compact"/>
-              <w:jc w:val="left"/>
-            </w:pPr>
-            <w:r>
+              <w:bidi/>
+              <w:jc w:val="right"/>
+            </w:pPr>
+            <w:r>
+              <w:rPr>
+                <w:rtl/>
+              </w:rPr>
               <w:t xml:space="preserve">דירקטוריון / Board</w:t>
             </w:r>
           </w:p>
@@ -234,22 +415,30 @@
           <w:p>
             <w:pPr>
               <w:pStyle w:val="Compact"/>
-              <w:jc w:val="left"/>
-            </w:pPr>
-            <w:r>
-              <w:t xml:space="preserve">[TO FILL]</w:t>
-            </w:r>
-          </w:p>
-        </w:tc>
-        <w:tc>
-          <w:tcPr/>
-          <w:p>
-            <w:pPr>
-              <w:pStyle w:val="Compact"/>
-              <w:jc w:val="left"/>
-            </w:pPr>
-            <w:r>
-              <w:t xml:space="preserve">[TO FILL]</w:t>
+              <w:bidi/>
+              <w:jc w:val="right"/>
+            </w:pPr>
+            <w:r>
+              <w:rPr>
+                <w:rtl/>
+              </w:rPr>
+              <w:t>_______________________________________________________</w:t>
+            </w:r>
+          </w:p>
+        </w:tc>
+        <w:tc>
+          <w:tcPr/>
+          <w:p>
+            <w:pPr>
+              <w:pStyle w:val="Compact"/>
+              <w:bidi/>
+              <w:jc w:val="right"/>
+            </w:pPr>
+            <w:r>
+              <w:rPr>
+                <w:rtl/>
+              </w:rPr>
+              <w:t>_______________________________________________________</w:t>
             </w:r>
           </w:p>
         </w:tc>
@@ -260,9 +449,13 @@
           <w:p>
             <w:pPr>
               <w:pStyle w:val="Compact"/>
-              <w:jc w:val="left"/>
-            </w:pPr>
-            <w:r>
+              <w:bidi/>
+              <w:jc w:val="right"/>
+            </w:pPr>
+            <w:r>
+              <w:rPr>
+                <w:rtl/>
+              </w:rPr>
               <w:t xml:space="preserve">ועדת ביקורת / Audit committee</w:t>
             </w:r>
           </w:p>
@@ -272,22 +465,30 @@
           <w:p>
             <w:pPr>
               <w:pStyle w:val="Compact"/>
-              <w:jc w:val="left"/>
-            </w:pPr>
-            <w:r>
-              <w:t xml:space="preserve">[TO FILL]</w:t>
-            </w:r>
-          </w:p>
-        </w:tc>
-        <w:tc>
-          <w:tcPr/>
-          <w:p>
-            <w:pPr>
-              <w:pStyle w:val="Compact"/>
-              <w:jc w:val="left"/>
-            </w:pPr>
-            <w:r>
-              <w:t xml:space="preserve">[TO FILL]</w:t>
+              <w:bidi/>
+              <w:jc w:val="right"/>
+            </w:pPr>
+            <w:r>
+              <w:rPr>
+                <w:rtl/>
+              </w:rPr>
+              <w:t>_______________________________________________________</w:t>
+            </w:r>
+          </w:p>
+        </w:tc>
+        <w:tc>
+          <w:tcPr/>
+          <w:p>
+            <w:pPr>
+              <w:pStyle w:val="Compact"/>
+              <w:bidi/>
+              <w:jc w:val="right"/>
+            </w:pPr>
+            <w:r>
+              <w:rPr>
+                <w:rtl/>
+              </w:rPr>
+              <w:t>_______________________________________________________</w:t>
             </w:r>
           </w:p>
         </w:tc>
@@ -298,138 +499,267 @@
           <w:p>
             <w:pPr>
               <w:pStyle w:val="Compact"/>
-              <w:jc w:val="left"/>
-            </w:pPr>
-            <w:r>
-              <w:t xml:space="preserve">[TO FILL: other committee]</w:t>
-            </w:r>
-          </w:p>
-        </w:tc>
-        <w:tc>
-          <w:tcPr/>
-          <w:p>
-            <w:pPr>
-              <w:pStyle w:val="Compact"/>
-              <w:jc w:val="left"/>
-            </w:pPr>
-            <w:r>
-              <w:t xml:space="preserve">[TO FILL]</w:t>
-            </w:r>
-          </w:p>
-        </w:tc>
-        <w:tc>
-          <w:tcPr/>
-          <w:p>
-            <w:pPr>
-              <w:pStyle w:val="Compact"/>
-              <w:jc w:val="left"/>
-            </w:pPr>
-            <w:r>
-              <w:t xml:space="preserve">[TO FILL]</w:t>
+              <w:bidi/>
+              <w:jc w:val="right"/>
+            </w:pPr>
+            <w:r>
+              <w:rPr>
+                <w:rtl/>
+              </w:rPr>
+              <w:t>_______________________________________________________ (ועדה נוספת)</w:t>
+            </w:r>
+          </w:p>
+        </w:tc>
+        <w:tc>
+          <w:tcPr/>
+          <w:p>
+            <w:pPr>
+              <w:pStyle w:val="Compact"/>
+              <w:bidi/>
+              <w:jc w:val="right"/>
+            </w:pPr>
+            <w:r>
+              <w:rPr>
+                <w:rtl/>
+              </w:rPr>
+              <w:t>_______________________________________________________</w:t>
+            </w:r>
+          </w:p>
+        </w:tc>
+        <w:tc>
+          <w:tcPr/>
+          <w:p>
+            <w:pPr>
+              <w:pStyle w:val="Compact"/>
+              <w:bidi/>
+              <w:jc w:val="right"/>
+            </w:pPr>
+            <w:r>
+              <w:rPr>
+                <w:rtl/>
+              </w:rPr>
+              <w:t>_______________________________________________________</w:t>
             </w:r>
           </w:p>
         </w:tc>
       </w:tr>
     </w:tbl>
+    <w:p>
+      <w:pPr>
+        <w:pStyle w:val="BodyText"/>
+        <w:bidi/>
+        <w:jc w:val="right"/>
+      </w:pPr>
+      <w:r>
+        <w:rPr>
+          <w:rtl/>
+        </w:rPr>
+      </w:r>
+    </w:p>
     <w:bookmarkEnd w:id="21"/>
     <w:bookmarkStart w:id="22" w:name="תרשים-ארגוני-org-chart-hierarchy"/>
     <w:p>
       <w:pPr>
         <w:pStyle w:val="Heading2"/>
-      </w:pPr>
-      <w:r>
+        <w:bidi/>
+        <w:jc w:val="right"/>
+      </w:pPr>
+      <w:r>
+        <w:rPr>
+          <w:rtl/>
+        </w:rPr>
         <w:t xml:space="preserve">3. תרשים ארגוני · Org Chart (hierarchy)</w:t>
       </w:r>
     </w:p>
     <w:p>
       <w:pPr>
-        <w:pStyle w:val="BlockText"/>
+        <w:pStyle w:val="FirstParagraph"/>
+        <w:bidi/>
+        <w:jc w:val="right"/>
       </w:pPr>
       <w:r>
         <w:rPr>
           <w:iCs/>
           <w:i/>
-        </w:rPr>
-        <w:t xml:space="preserve">Guidance: Represent the hierarchy as an indented tree. Each leaf = a role with</w:t>
-      </w:r>
-      <w:r>
-        <w:rPr>
-          <w:iCs/>
-          <w:i/>
+          <w:rtl/>
+        </w:rPr>
+        <w:t xml:space="preserve">מה למלא:</w:t>
+      </w:r>
+      <w:r>
+        <w:rPr>
+          <w:rtl/>
         </w:rPr>
         <w:t xml:space="preserve"> </w:t>
       </w:r>
       <w:r>
         <w:rPr>
-          <w:iCs/>
-          <w:i/>
-        </w:rPr>
-        <w:t xml:space="preserve">a Job/Role Definition. Render to a visual chart on delivery.</w:t>
+          <w:rtl/>
+        </w:rPr>
+        <w:t xml:space="preserve">ציירו את ההיררכיה כעץ בהזחות — מנכ”ל בראש, תחתיו הסמנכ”לים, ותחת כל אחד</w:t>
+      </w:r>
+      <w:r>
+        <w:rPr>
+          <w:rtl/>
+        </w:rPr>
+        <w:t xml:space="preserve"> </w:t>
+      </w:r>
+      <w:r>
+        <w:rPr>
+          <w:rtl/>
+        </w:rPr>
+        <w:t xml:space="preserve">היחידות/התפקידים הכפופים. כל</w:t>
+      </w:r>
+      <w:r>
+        <w:rPr>
+          <w:rtl/>
+        </w:rPr>
+        <w:t xml:space="preserve"> </w:t>
+      </w:r>
+      <w:r>
+        <w:rPr>
+          <w:rtl/>
+        </w:rPr>
+        <w:t xml:space="preserve">“</w:t>
+      </w:r>
+      <w:r>
+        <w:rPr>
+          <w:rtl/>
+        </w:rPr>
+        <w:t xml:space="preserve">עלה</w:t>
+      </w:r>
+      <w:r>
+        <w:rPr>
+          <w:rtl/>
+        </w:rPr>
+        <w:t xml:space="preserve">”</w:t>
+      </w:r>
+      <w:r>
+        <w:rPr>
+          <w:rtl/>
+        </w:rPr>
+        <w:t xml:space="preserve"> </w:t>
+      </w:r>
+      <w:r>
+        <w:rPr>
+          <w:rtl/>
+        </w:rPr>
+        <w:t xml:space="preserve">בעץ הוא תפקיד שיש לו הגדרת תפקיד. (ברינדור ניתן</w:t>
+      </w:r>
+      <w:r>
+        <w:rPr>
+          <w:rtl/>
+        </w:rPr>
+        <w:t xml:space="preserve"> </w:t>
+      </w:r>
+      <w:r>
+        <w:rPr>
+          <w:rtl/>
+        </w:rPr>
+        <w:t xml:space="preserve">להמיר לתרשים גרפי.)</w:t>
       </w:r>
     </w:p>
     <w:p>
       <w:pPr>
         <w:pStyle w:val="SourceCode"/>
+        <w:bidi/>
+        <w:jc w:val="right"/>
       </w:pPr>
       <w:r>
         <w:rPr>
           <w:rStyle w:val="VerbatimChar"/>
+          <w:rtl/>
         </w:rPr>
         <w:t xml:space="preserve">מנכ"ל / CEO</w:t>
       </w:r>
       <w:r>
+        <w:rPr>
+          <w:rtl/>
+        </w:rPr>
         <w:br/>
       </w:r>
       <w:r>
         <w:rPr>
           <w:rStyle w:val="VerbatimChar"/>
-        </w:rPr>
-        <w:t xml:space="preserve">├── [TO FILL: VP / סמנכ"ל] — [function]</w:t>
-      </w:r>
-      <w:r>
+          <w:rtl/>
+        </w:rPr>
+        <w:t xml:space="preserve">├── סמנכ"ל / VP — תחום: ____________________</w:t>
+      </w:r>
+      <w:r>
+        <w:rPr>
+          <w:rtl/>
+        </w:rPr>
         <w:br/>
       </w:r>
       <w:r>
         <w:rPr>
           <w:rStyle w:val="VerbatimChar"/>
-        </w:rPr>
-        <w:t xml:space="preserve">│   ├── [TO FILL: unit/role]</w:t>
-      </w:r>
-      <w:r>
+          <w:rtl/>
+        </w:rPr>
+        <w:t xml:space="preserve">│   ├── יחידה/תפקיד: ____________________</w:t>
+      </w:r>
+      <w:r>
+        <w:rPr>
+          <w:rtl/>
+        </w:rPr>
         <w:br/>
       </w:r>
       <w:r>
         <w:rPr>
           <w:rStyle w:val="VerbatimChar"/>
-        </w:rPr>
-        <w:t xml:space="preserve">│   └── [TO FILL: unit/role]</w:t>
-      </w:r>
-      <w:r>
+          <w:rtl/>
+        </w:rPr>
+        <w:t xml:space="preserve">│   └── יחידה/תפקיד: ____________________</w:t>
+      </w:r>
+      <w:r>
+        <w:rPr>
+          <w:rtl/>
+        </w:rPr>
         <w:br/>
       </w:r>
       <w:r>
         <w:rPr>
           <w:rStyle w:val="VerbatimChar"/>
-        </w:rPr>
-        <w:t xml:space="preserve">├── [TO FILL: VP / סמנכ"ל] — [function]</w:t>
-      </w:r>
-      <w:r>
+          <w:rtl/>
+        </w:rPr>
+        <w:t xml:space="preserve">├── סמנכ"ל / VP — תחום: ____________________</w:t>
+      </w:r>
+      <w:r>
+        <w:rPr>
+          <w:rtl/>
+        </w:rPr>
         <w:br/>
       </w:r>
       <w:r>
         <w:rPr>
           <w:rStyle w:val="VerbatimChar"/>
-        </w:rPr>
-        <w:t xml:space="preserve">│   └── [TO FILL: unit/role]</w:t>
-      </w:r>
-      <w:r>
+          <w:rtl/>
+        </w:rPr>
+        <w:t xml:space="preserve">│   └── יחידה/תפקיד: ____________________</w:t>
+      </w:r>
+      <w:r>
+        <w:rPr>
+          <w:rtl/>
+        </w:rPr>
         <w:br/>
       </w:r>
       <w:r>
         <w:rPr>
           <w:rStyle w:val="VerbatimChar"/>
-        </w:rPr>
-        <w:t xml:space="preserve">└── [TO FILL: VP / סמנכ"ל] — [function]</w:t>
+          <w:rtl/>
+        </w:rPr>
+        <w:t xml:space="preserve">└── סמנכ"ל / VP — תחום: ____________________</w:t>
+      </w:r>
+    </w:p>
+    <w:p>
+      <w:pPr>
+        <w:pStyle w:val="FirstParagraph"/>
+        <w:bidi/>
+        <w:jc w:val="right"/>
+      </w:pPr>
+      <w:r>
+        <w:rPr>
+          <w:rtl/>
+        </w:rPr>
       </w:r>
     </w:p>
     <w:bookmarkEnd w:id="22"/>
@@ -437,35 +767,53 @@
     <w:p>
       <w:pPr>
         <w:pStyle w:val="Heading2"/>
-      </w:pPr>
-      <w:r>
+        <w:bidi/>
+        <w:jc w:val="right"/>
+      </w:pPr>
+      <w:r>
+        <w:rPr>
+          <w:rtl/>
+        </w:rPr>
         <w:t xml:space="preserve">4. חטיבות ופונקציות · Divisions &amp; Functions</w:t>
       </w:r>
     </w:p>
     <w:p>
       <w:pPr>
-        <w:pStyle w:val="BlockText"/>
+        <w:pStyle w:val="FirstParagraph"/>
+        <w:bidi/>
+        <w:jc w:val="right"/>
       </w:pPr>
       <w:r>
         <w:rPr>
           <w:iCs/>
           <w:i/>
-        </w:rPr>
-        <w:t xml:space="preserve">Guidance: One row per division/function: its mandate, its leader’s role, and</w:t>
-      </w:r>
-      <w:r>
-        <w:rPr>
-          <w:iCs/>
-          <w:i/>
+          <w:rtl/>
+        </w:rPr>
+        <w:t xml:space="preserve">מה למלא:</w:t>
+      </w:r>
+      <w:r>
+        <w:rPr>
+          <w:rtl/>
         </w:rPr>
         <w:t xml:space="preserve"> </w:t>
       </w:r>
       <w:r>
         <w:rPr>
-          <w:iCs/>
-          <w:i/>
-        </w:rPr>
-        <w:t xml:space="preserve">whether it is a growth engine, the cash-flow base, or a support arm.</w:t>
+          <w:rtl/>
+        </w:rPr>
+        <w:t xml:space="preserve">שורה לכל חטיבה/פונקציה — שם החטיבה, התפקיד שמוביל אותה, סוגה (מנוע צמיחה</w:t>
+      </w:r>
+      <w:r>
+        <w:rPr>
+          <w:rtl/>
+        </w:rPr>
+        <w:t xml:space="preserve"> </w:t>
+      </w:r>
+      <w:r>
+        <w:rPr>
+          <w:rtl/>
+        </w:rPr>
+        <w:t xml:space="preserve">/ בסיס תזרים / זרוע תומכת), והמנדט שלה.</w:t>
       </w:r>
     </w:p>
     <w:tbl>
@@ -474,6 +822,7 @@
         <w:tblW w:type="pct" w:w="5000"/>
         <w:tblLook w:firstRow="1" w:lastRow="0" w:firstColumn="0" w:lastColumn="0" w:noHBand="0" w:noVBand="0" w:val="0020"/>
         <w:jc w:val="start"/>
+        <w:bidiVisual/>
       </w:tblPr>
       <w:tblGrid>
         <w:gridCol w:w="1980"/>
@@ -490,9 +839,13 @@
           <w:p>
             <w:pPr>
               <w:pStyle w:val="Compact"/>
-              <w:jc w:val="left"/>
-            </w:pPr>
-            <w:r>
+              <w:bidi/>
+              <w:jc w:val="right"/>
+            </w:pPr>
+            <w:r>
+              <w:rPr>
+                <w:rtl/>
+              </w:rPr>
               <w:t xml:space="preserve">חטיבה / Division</w:t>
             </w:r>
           </w:p>
@@ -502,33 +855,45 @@
           <w:p>
             <w:pPr>
               <w:pStyle w:val="Compact"/>
-              <w:jc w:val="left"/>
-            </w:pPr>
-            <w:r>
-              <w:t xml:space="preserve">מנהל / Leader role</w:t>
-            </w:r>
-          </w:p>
-        </w:tc>
-        <w:tc>
-          <w:tcPr/>
-          <w:p>
-            <w:pPr>
-              <w:pStyle w:val="Compact"/>
-              <w:jc w:val="left"/>
-            </w:pPr>
-            <w:r>
-              <w:t xml:space="preserve">סוג / Type (engine / base / support)</w:t>
-            </w:r>
-          </w:p>
-        </w:tc>
-        <w:tc>
-          <w:tcPr/>
-          <w:p>
-            <w:pPr>
-              <w:pStyle w:val="Compact"/>
-              <w:jc w:val="left"/>
-            </w:pPr>
-            <w:r>
+              <w:bidi/>
+              <w:jc w:val="right"/>
+            </w:pPr>
+            <w:r>
+              <w:rPr>
+                <w:rtl/>
+              </w:rPr>
+              <w:t xml:space="preserve">תפקיד מוביל / Leader</w:t>
+            </w:r>
+          </w:p>
+        </w:tc>
+        <w:tc>
+          <w:tcPr/>
+          <w:p>
+            <w:pPr>
+              <w:pStyle w:val="Compact"/>
+              <w:bidi/>
+              <w:jc w:val="right"/>
+            </w:pPr>
+            <w:r>
+              <w:rPr>
+                <w:rtl/>
+              </w:rPr>
+              <w:t xml:space="preserve">סוג (צמיחה/בסיס/תמיכה)</w:t>
+            </w:r>
+          </w:p>
+        </w:tc>
+        <w:tc>
+          <w:tcPr/>
+          <w:p>
+            <w:pPr>
+              <w:pStyle w:val="Compact"/>
+              <w:bidi/>
+              <w:jc w:val="right"/>
+            </w:pPr>
+            <w:r>
+              <w:rPr>
+                <w:rtl/>
+              </w:rPr>
               <w:t xml:space="preserve">מנדט / Mandate</w:t>
             </w:r>
           </w:p>
@@ -540,46 +905,62 @@
           <w:p>
             <w:pPr>
               <w:pStyle w:val="Compact"/>
-              <w:jc w:val="left"/>
-            </w:pPr>
-            <w:r>
-              <w:t xml:space="preserve">[TO FILL]</w:t>
-            </w:r>
-          </w:p>
-        </w:tc>
-        <w:tc>
-          <w:tcPr/>
-          <w:p>
-            <w:pPr>
-              <w:pStyle w:val="Compact"/>
-              <w:jc w:val="left"/>
-            </w:pPr>
-            <w:r>
-              <w:t xml:space="preserve">[TO FILL]</w:t>
-            </w:r>
-          </w:p>
-        </w:tc>
-        <w:tc>
-          <w:tcPr/>
-          <w:p>
-            <w:pPr>
-              <w:pStyle w:val="Compact"/>
-              <w:jc w:val="left"/>
-            </w:pPr>
-            <w:r>
-              <w:t xml:space="preserve">[TO FILL]</w:t>
-            </w:r>
-          </w:p>
-        </w:tc>
-        <w:tc>
-          <w:tcPr/>
-          <w:p>
-            <w:pPr>
-              <w:pStyle w:val="Compact"/>
-              <w:jc w:val="left"/>
-            </w:pPr>
-            <w:r>
-              <w:t xml:space="preserve">[TO FILL]</w:t>
+              <w:bidi/>
+              <w:jc w:val="right"/>
+            </w:pPr>
+            <w:r>
+              <w:rPr>
+                <w:rtl/>
+              </w:rPr>
+              <w:t>_______________________________________________________</w:t>
+            </w:r>
+          </w:p>
+        </w:tc>
+        <w:tc>
+          <w:tcPr/>
+          <w:p>
+            <w:pPr>
+              <w:pStyle w:val="Compact"/>
+              <w:bidi/>
+              <w:jc w:val="right"/>
+            </w:pPr>
+            <w:r>
+              <w:rPr>
+                <w:rtl/>
+              </w:rPr>
+              <w:t>_______________________________________________________</w:t>
+            </w:r>
+          </w:p>
+        </w:tc>
+        <w:tc>
+          <w:tcPr/>
+          <w:p>
+            <w:pPr>
+              <w:pStyle w:val="Compact"/>
+              <w:bidi/>
+              <w:jc w:val="right"/>
+            </w:pPr>
+            <w:r>
+              <w:rPr>
+                <w:rtl/>
+              </w:rPr>
+              <w:t>_______________________________________________________</w:t>
+            </w:r>
+          </w:p>
+        </w:tc>
+        <w:tc>
+          <w:tcPr/>
+          <w:p>
+            <w:pPr>
+              <w:pStyle w:val="Compact"/>
+              <w:bidi/>
+              <w:jc w:val="right"/>
+            </w:pPr>
+            <w:r>
+              <w:rPr>
+                <w:rtl/>
+              </w:rPr>
+              <w:t>_______________________________________________________</w:t>
             </w:r>
           </w:p>
         </w:tc>
@@ -590,109 +971,233 @@
           <w:p>
             <w:pPr>
               <w:pStyle w:val="Compact"/>
-              <w:jc w:val="left"/>
-            </w:pPr>
-            <w:r>
-              <w:t xml:space="preserve">[TO FILL]</w:t>
-            </w:r>
-          </w:p>
-        </w:tc>
-        <w:tc>
-          <w:tcPr/>
-          <w:p>
-            <w:pPr>
-              <w:pStyle w:val="Compact"/>
-              <w:jc w:val="left"/>
-            </w:pPr>
-            <w:r>
-              <w:t xml:space="preserve">[TO FILL]</w:t>
-            </w:r>
-          </w:p>
-        </w:tc>
-        <w:tc>
-          <w:tcPr/>
-          <w:p>
-            <w:pPr>
-              <w:pStyle w:val="Compact"/>
-              <w:jc w:val="left"/>
-            </w:pPr>
-            <w:r>
-              <w:t xml:space="preserve">[TO FILL]</w:t>
-            </w:r>
-          </w:p>
-        </w:tc>
-        <w:tc>
-          <w:tcPr/>
-          <w:p>
-            <w:pPr>
-              <w:pStyle w:val="Compact"/>
-              <w:jc w:val="left"/>
-            </w:pPr>
-            <w:r>
-              <w:t xml:space="preserve">[TO FILL]</w:t>
+              <w:bidi/>
+              <w:jc w:val="right"/>
+            </w:pPr>
+            <w:r>
+              <w:rPr>
+                <w:rtl/>
+              </w:rPr>
+              <w:t>_______________________________________________________</w:t>
+            </w:r>
+          </w:p>
+        </w:tc>
+        <w:tc>
+          <w:tcPr/>
+          <w:p>
+            <w:pPr>
+              <w:pStyle w:val="Compact"/>
+              <w:bidi/>
+              <w:jc w:val="right"/>
+            </w:pPr>
+            <w:r>
+              <w:rPr>
+                <w:rtl/>
+              </w:rPr>
+              <w:t>_______________________________________________________</w:t>
+            </w:r>
+          </w:p>
+        </w:tc>
+        <w:tc>
+          <w:tcPr/>
+          <w:p>
+            <w:pPr>
+              <w:pStyle w:val="Compact"/>
+              <w:bidi/>
+              <w:jc w:val="right"/>
+            </w:pPr>
+            <w:r>
+              <w:rPr>
+                <w:rtl/>
+              </w:rPr>
+              <w:t>_______________________________________________________</w:t>
+            </w:r>
+          </w:p>
+        </w:tc>
+        <w:tc>
+          <w:tcPr/>
+          <w:p>
+            <w:pPr>
+              <w:pStyle w:val="Compact"/>
+              <w:bidi/>
+              <w:jc w:val="right"/>
+            </w:pPr>
+            <w:r>
+              <w:rPr>
+                <w:rtl/>
+              </w:rPr>
+              <w:t>_______________________________________________________</w:t>
+            </w:r>
+          </w:p>
+        </w:tc>
+      </w:tr>
+      <w:tr>
+        <w:tc>
+          <w:tcPr/>
+          <w:p>
+            <w:pPr>
+              <w:pStyle w:val="Compact"/>
+              <w:bidi/>
+              <w:jc w:val="right"/>
+            </w:pPr>
+            <w:r>
+              <w:rPr>
+                <w:rtl/>
+              </w:rPr>
+              <w:t>_______________________________________________________</w:t>
+            </w:r>
+          </w:p>
+        </w:tc>
+        <w:tc>
+          <w:tcPr/>
+          <w:p>
+            <w:pPr>
+              <w:pStyle w:val="Compact"/>
+              <w:bidi/>
+              <w:jc w:val="right"/>
+            </w:pPr>
+            <w:r>
+              <w:rPr>
+                <w:rtl/>
+              </w:rPr>
+              <w:t>_______________________________________________________</w:t>
+            </w:r>
+          </w:p>
+        </w:tc>
+        <w:tc>
+          <w:tcPr/>
+          <w:p>
+            <w:pPr>
+              <w:pStyle w:val="Compact"/>
+              <w:bidi/>
+              <w:jc w:val="right"/>
+            </w:pPr>
+            <w:r>
+              <w:rPr>
+                <w:rtl/>
+              </w:rPr>
+              <w:t>_______________________________________________________</w:t>
+            </w:r>
+          </w:p>
+        </w:tc>
+        <w:tc>
+          <w:tcPr/>
+          <w:p>
+            <w:pPr>
+              <w:pStyle w:val="Compact"/>
+              <w:bidi/>
+              <w:jc w:val="right"/>
+            </w:pPr>
+            <w:r>
+              <w:rPr>
+                <w:rtl/>
+              </w:rPr>
+              <w:t>_______________________________________________________</w:t>
             </w:r>
           </w:p>
         </w:tc>
       </w:tr>
     </w:tbl>
+    <w:p>
+      <w:pPr>
+        <w:pStyle w:val="BodyText"/>
+        <w:bidi/>
+        <w:jc w:val="right"/>
+      </w:pPr>
+      <w:r>
+        <w:rPr>
+          <w:rtl/>
+        </w:rPr>
+      </w:r>
+    </w:p>
     <w:bookmarkEnd w:id="23"/>
     <w:bookmarkStart w:id="24" w:name="Xaea599fb1739feb359ae529d6c399bbc3e8aec1"/>
     <w:p>
       <w:pPr>
         <w:pStyle w:val="Heading2"/>
-      </w:pPr>
-      <w:r>
+        <w:bidi/>
+        <w:jc w:val="right"/>
+      </w:pPr>
+      <w:r>
+        <w:rPr>
+          <w:rtl/>
+        </w:rPr>
         <w:t xml:space="preserve">5. קווי כפיפות ומוטת שליטה · Reporting Lines &amp; Spans of Control</w:t>
       </w:r>
     </w:p>
     <w:p>
       <w:pPr>
-        <w:pStyle w:val="BlockText"/>
+        <w:pStyle w:val="FirstParagraph"/>
+        <w:bidi/>
+        <w:jc w:val="right"/>
       </w:pPr>
       <w:r>
         <w:rPr>
           <w:iCs/>
           <w:i/>
-        </w:rPr>
-        <w:t xml:space="preserve">Guidance: Note any matrix/dotted-line relationships and the span of control</w:t>
-      </w:r>
-      <w:r>
-        <w:rPr>
-          <w:iCs/>
-          <w:i/>
+          <w:rtl/>
+        </w:rPr>
+        <w:t xml:space="preserve">מה למלא:</w:t>
+      </w:r>
+      <w:r>
+        <w:rPr>
+          <w:rtl/>
         </w:rPr>
         <w:t xml:space="preserve"> </w:t>
       </w:r>
       <w:r>
         <w:rPr>
-          <w:iCs/>
-          <w:i/>
-        </w:rPr>
-        <w:t xml:space="preserve">(direct reports) per executive. Flag overloads (&gt;7–8) or thin layers.</w:t>
+          <w:rtl/>
+        </w:rPr>
+        <w:t xml:space="preserve">ציינו קשרי כפיפות ישירים ומטריציוניים (קו מקווקו), ואת מספר הכפופים</w:t>
+      </w:r>
+      <w:r>
+        <w:rPr>
+          <w:rtl/>
+        </w:rPr>
+        <w:t xml:space="preserve"> </w:t>
+      </w:r>
+      <w:r>
+        <w:rPr>
+          <w:rtl/>
+        </w:rPr>
+        <w:t xml:space="preserve">הישירים לכל סמנכ”ל. סמנו עומסים חריגים (מעל 7–8 כפופים) או שכבות דקות מדי.</w:t>
       </w:r>
     </w:p>
     <w:p>
       <w:pPr>
-        <w:numPr>
-          <w:ilvl w:val="0"/>
-          <w:numId w:val="1002"/>
-        </w:numPr>
-        <w:pStyle w:val="Compact"/>
-      </w:pPr>
-      <w:r>
-        <w:t xml:space="preserve">[להשלמה / TO FILL: role → reports to → # direct reports; dotted lines]</w:t>
-      </w:r>
-    </w:p>
-    <w:p>
-      <w:pPr>
-        <w:numPr>
-          <w:ilvl w:val="0"/>
-          <w:numId w:val="1002"/>
-        </w:numPr>
-        <w:pStyle w:val="Compact"/>
-      </w:pPr>
-      <w:r>
-        <w:t xml:space="preserve">[להשלמה / TO FILL]</w:t>
+        <w:pStyle w:val="BodyText"/>
+        <w:bidi/>
+        <w:jc w:val="right"/>
+      </w:pPr>
+      <w:r>
+        <w:rPr>
+          <w:rtl/>
+        </w:rPr>
+        <w:t>_______________________________________________________</w:t>
+      </w:r>
+      <w:r>
+        <w:rPr>
+          <w:rtl/>
+        </w:rPr>
+        <w:t xml:space="preserve"> </w:t>
+      </w:r>
+      <w:r>
+        <w:rPr>
+          <w:rtl/>
+        </w:rPr>
+        <w:t>_______________________________________________________</w:t>
+      </w:r>
+      <w:r>
+        <w:rPr>
+          <w:rtl/>
+        </w:rPr>
+        <w:t xml:space="preserve"> </w:t>
+      </w:r>
+      <w:r>
+        <w:rPr>
+          <w:rtl/>
+        </w:rPr>
       </w:r>
     </w:p>
     <w:bookmarkEnd w:id="24"/>
@@ -700,77 +1205,77 @@
     <w:p>
       <w:pPr>
         <w:pStyle w:val="Heading2"/>
-      </w:pPr>
-      <w:r>
+        <w:bidi/>
+        <w:jc w:val="right"/>
+      </w:pPr>
+      <w:r>
+        <w:rPr>
+          <w:rtl/>
+        </w:rPr>
         <w:t xml:space="preserve">6. מטריצת סמכויות · Delegation of Authority (DoA)</w:t>
       </w:r>
     </w:p>
     <w:p>
       <w:pPr>
-        <w:pStyle w:val="BlockText"/>
+        <w:pStyle w:val="FirstParagraph"/>
+        <w:bidi/>
+        <w:jc w:val="right"/>
       </w:pPr>
       <w:r>
         <w:rPr>
           <w:iCs/>
           <w:i/>
-        </w:rPr>
-        <w:t xml:space="preserve">Guidance: Who can decide what, up to what threshold, and what escalates to the</w:t>
-      </w:r>
-      <w:r>
-        <w:rPr>
-          <w:iCs/>
-          <w:i/>
+          <w:rtl/>
+        </w:rPr>
+        <w:t xml:space="preserve">מה למלא:</w:t>
+      </w:r>
+      <w:r>
+        <w:rPr>
+          <w:rtl/>
         </w:rPr>
         <w:t xml:space="preserve"> </w:t>
       </w:r>
       <w:r>
         <w:rPr>
-          <w:iCs/>
-          <w:i/>
-        </w:rPr>
-        <w:t xml:space="preserve">board. Align with each role’s</w:t>
-      </w:r>
-      <w:r>
-        <w:rPr>
-          <w:iCs/>
-          <w:i/>
+          <w:rtl/>
+        </w:rPr>
+        <w:t xml:space="preserve">מי מחליט מה, עד איזה סף (כספי/מהותי), ומה מוסלם לדירקטוריון. התאימו לחלק</w:t>
+      </w:r>
+      <w:r>
+        <w:rPr>
+          <w:rtl/>
         </w:rPr>
         <w:t xml:space="preserve"> </w:t>
       </w:r>
       <w:r>
         <w:rPr>
-          <w:iCs/>
-          <w:i/>
+          <w:rtl/>
         </w:rPr>
         <w:t xml:space="preserve">“</w:t>
       </w:r>
       <w:r>
         <w:rPr>
-          <w:iCs/>
-          <w:i/>
-        </w:rPr>
-        <w:t xml:space="preserve">Authority &amp; Decision Boundaries</w:t>
-      </w:r>
-      <w:r>
-        <w:rPr>
-          <w:iCs/>
-          <w:i/>
+          <w:rtl/>
+        </w:rPr>
+        <w:t xml:space="preserve">סמכויות וגבולות החלטה</w:t>
+      </w:r>
+      <w:r>
+        <w:rPr>
+          <w:rtl/>
         </w:rPr>
         <w:t xml:space="preserve">”</w:t>
       </w:r>
       <w:r>
         <w:rPr>
-          <w:iCs/>
-          <w:i/>
+          <w:rtl/>
         </w:rPr>
         <w:t xml:space="preserve"> </w:t>
       </w:r>
       <w:r>
         <w:rPr>
-          <w:iCs/>
-          <w:i/>
-        </w:rPr>
-        <w:t xml:space="preserve">section.</w:t>
+          <w:rtl/>
+        </w:rPr>
+        <w:t xml:space="preserve">בכל הגדרת תפקיד.</w:t>
       </w:r>
     </w:p>
     <w:tbl>
@@ -779,6 +1284,7 @@
         <w:tblW w:type="pct" w:w="5000"/>
         <w:tblLook w:firstRow="1" w:lastRow="0" w:firstColumn="0" w:lastColumn="0" w:noHBand="0" w:noVBand="0" w:val="0020"/>
         <w:jc w:val="start"/>
+        <w:bidiVisual/>
       </w:tblPr>
       <w:tblGrid>
         <w:gridCol w:w="1980"/>
@@ -795,9 +1301,13 @@
           <w:p>
             <w:pPr>
               <w:pStyle w:val="Compact"/>
-              <w:jc w:val="left"/>
-            </w:pPr>
-            <w:r>
+              <w:bidi/>
+              <w:jc w:val="right"/>
+            </w:pPr>
+            <w:r>
+              <w:rPr>
+                <w:rtl/>
+              </w:rPr>
               <w:t xml:space="preserve">נושא / Matter</w:t>
             </w:r>
           </w:p>
@@ -807,9 +1317,13 @@
           <w:p>
             <w:pPr>
               <w:pStyle w:val="Compact"/>
-              <w:jc w:val="left"/>
-            </w:pPr>
-            <w:r>
+              <w:bidi/>
+              <w:jc w:val="right"/>
+            </w:pPr>
+            <w:r>
+              <w:rPr>
+                <w:rtl/>
+              </w:rPr>
               <w:t xml:space="preserve">מחליט / Decides</w:t>
             </w:r>
           </w:p>
@@ -819,9 +1333,13 @@
           <w:p>
             <w:pPr>
               <w:pStyle w:val="Compact"/>
-              <w:jc w:val="left"/>
-            </w:pPr>
-            <w:r>
+              <w:bidi/>
+              <w:jc w:val="right"/>
+            </w:pPr>
+            <w:r>
+              <w:rPr>
+                <w:rtl/>
+              </w:rPr>
               <w:t xml:space="preserve">סף / Threshold</w:t>
             </w:r>
           </w:p>
@@ -831,10 +1349,14 @@
           <w:p>
             <w:pPr>
               <w:pStyle w:val="Compact"/>
-              <w:jc w:val="left"/>
-            </w:pPr>
-            <w:r>
-              <w:t xml:space="preserve">הסלמה ל- / Escalates to</w:t>
+              <w:bidi/>
+              <w:jc w:val="right"/>
+            </w:pPr>
+            <w:r>
+              <w:rPr>
+                <w:rtl/>
+              </w:rPr>
+              <w:t xml:space="preserve">מוסלם ל- / Escalates to</w:t>
             </w:r>
           </w:p>
         </w:tc>
@@ -845,46 +1367,62 @@
           <w:p>
             <w:pPr>
               <w:pStyle w:val="Compact"/>
-              <w:jc w:val="left"/>
-            </w:pPr>
-            <w:r>
-              <w:t xml:space="preserve">[TO FILL]</w:t>
-            </w:r>
-          </w:p>
-        </w:tc>
-        <w:tc>
-          <w:tcPr/>
-          <w:p>
-            <w:pPr>
-              <w:pStyle w:val="Compact"/>
-              <w:jc w:val="left"/>
-            </w:pPr>
-            <w:r>
-              <w:t xml:space="preserve">[TO FILL]</w:t>
-            </w:r>
-          </w:p>
-        </w:tc>
-        <w:tc>
-          <w:tcPr/>
-          <w:p>
-            <w:pPr>
-              <w:pStyle w:val="Compact"/>
-              <w:jc w:val="left"/>
-            </w:pPr>
-            <w:r>
-              <w:t xml:space="preserve">[TO FILL]</w:t>
-            </w:r>
-          </w:p>
-        </w:tc>
-        <w:tc>
-          <w:tcPr/>
-          <w:p>
-            <w:pPr>
-              <w:pStyle w:val="Compact"/>
-              <w:jc w:val="left"/>
-            </w:pPr>
-            <w:r>
-              <w:t xml:space="preserve">[TO FILL]</w:t>
+              <w:bidi/>
+              <w:jc w:val="right"/>
+            </w:pPr>
+            <w:r>
+              <w:rPr>
+                <w:rtl/>
+              </w:rPr>
+              <w:t>_______________________________________________________</w:t>
+            </w:r>
+          </w:p>
+        </w:tc>
+        <w:tc>
+          <w:tcPr/>
+          <w:p>
+            <w:pPr>
+              <w:pStyle w:val="Compact"/>
+              <w:bidi/>
+              <w:jc w:val="right"/>
+            </w:pPr>
+            <w:r>
+              <w:rPr>
+                <w:rtl/>
+              </w:rPr>
+              <w:t>_______________________________________________________</w:t>
+            </w:r>
+          </w:p>
+        </w:tc>
+        <w:tc>
+          <w:tcPr/>
+          <w:p>
+            <w:pPr>
+              <w:pStyle w:val="Compact"/>
+              <w:bidi/>
+              <w:jc w:val="right"/>
+            </w:pPr>
+            <w:r>
+              <w:rPr>
+                <w:rtl/>
+              </w:rPr>
+              <w:t>_______________________________________________________</w:t>
+            </w:r>
+          </w:p>
+        </w:tc>
+        <w:tc>
+          <w:tcPr/>
+          <w:p>
+            <w:pPr>
+              <w:pStyle w:val="Compact"/>
+              <w:bidi/>
+              <w:jc w:val="right"/>
+            </w:pPr>
+            <w:r>
+              <w:rPr>
+                <w:rtl/>
+              </w:rPr>
+              <w:t>_______________________________________________________</w:t>
             </w:r>
           </w:p>
         </w:tc>
@@ -895,81 +1433,133 @@
           <w:p>
             <w:pPr>
               <w:pStyle w:val="Compact"/>
-              <w:jc w:val="left"/>
-            </w:pPr>
-            <w:r>
-              <w:t xml:space="preserve">[TO FILL]</w:t>
-            </w:r>
-          </w:p>
-        </w:tc>
-        <w:tc>
-          <w:tcPr/>
-          <w:p>
-            <w:pPr>
-              <w:pStyle w:val="Compact"/>
-              <w:jc w:val="left"/>
-            </w:pPr>
-            <w:r>
-              <w:t xml:space="preserve">[TO FILL]</w:t>
-            </w:r>
-          </w:p>
-        </w:tc>
-        <w:tc>
-          <w:tcPr/>
-          <w:p>
-            <w:pPr>
-              <w:pStyle w:val="Compact"/>
-              <w:jc w:val="left"/>
-            </w:pPr>
-            <w:r>
-              <w:t xml:space="preserve">[TO FILL]</w:t>
-            </w:r>
-          </w:p>
-        </w:tc>
-        <w:tc>
-          <w:tcPr/>
-          <w:p>
-            <w:pPr>
-              <w:pStyle w:val="Compact"/>
-              <w:jc w:val="left"/>
-            </w:pPr>
-            <w:r>
-              <w:t xml:space="preserve">[TO FILL]</w:t>
+              <w:bidi/>
+              <w:jc w:val="right"/>
+            </w:pPr>
+            <w:r>
+              <w:rPr>
+                <w:rtl/>
+              </w:rPr>
+              <w:t>_______________________________________________________</w:t>
+            </w:r>
+          </w:p>
+        </w:tc>
+        <w:tc>
+          <w:tcPr/>
+          <w:p>
+            <w:pPr>
+              <w:pStyle w:val="Compact"/>
+              <w:bidi/>
+              <w:jc w:val="right"/>
+            </w:pPr>
+            <w:r>
+              <w:rPr>
+                <w:rtl/>
+              </w:rPr>
+              <w:t>_______________________________________________________</w:t>
+            </w:r>
+          </w:p>
+        </w:tc>
+        <w:tc>
+          <w:tcPr/>
+          <w:p>
+            <w:pPr>
+              <w:pStyle w:val="Compact"/>
+              <w:bidi/>
+              <w:jc w:val="right"/>
+            </w:pPr>
+            <w:r>
+              <w:rPr>
+                <w:rtl/>
+              </w:rPr>
+              <w:t>_______________________________________________________</w:t>
+            </w:r>
+          </w:p>
+        </w:tc>
+        <w:tc>
+          <w:tcPr/>
+          <w:p>
+            <w:pPr>
+              <w:pStyle w:val="Compact"/>
+              <w:bidi/>
+              <w:jc w:val="right"/>
+            </w:pPr>
+            <w:r>
+              <w:rPr>
+                <w:rtl/>
+              </w:rPr>
+              <w:t>_______________________________________________________</w:t>
             </w:r>
           </w:p>
         </w:tc>
       </w:tr>
     </w:tbl>
+    <w:p>
+      <w:pPr>
+        <w:pStyle w:val="BodyText"/>
+        <w:bidi/>
+        <w:jc w:val="right"/>
+      </w:pPr>
+      <w:r>
+        <w:rPr>
+          <w:rtl/>
+        </w:rPr>
+      </w:r>
+    </w:p>
     <w:bookmarkEnd w:id="25"/>
-    <w:bookmarkStart w:id="26" w:name="תקן-כוח-אדם-headcount-plan-optional"/>
+    <w:bookmarkStart w:id="26" w:name="X543d585b081cc83453c7d1a6378befc053c2eed"/>
     <w:p>
       <w:pPr>
         <w:pStyle w:val="Heading2"/>
-      </w:pPr>
-      <w:r>
+        <w:bidi/>
+        <w:jc w:val="right"/>
+      </w:pPr>
+      <w:r>
+        <w:rPr>
+          <w:rtl/>
+        </w:rPr>
         <w:t xml:space="preserve">7. תקן כוח אדם · Headcount Plan</w:t>
       </w:r>
       <w:r>
+        <w:rPr>
+          <w:rtl/>
+        </w:rPr>
         <w:t xml:space="preserve"> </w:t>
       </w:r>
       <w:r>
         <w:rPr>
           <w:iCs/>
           <w:i/>
-        </w:rPr>
-        <w:t xml:space="preserve">(optional)</w:t>
+          <w:rtl/>
+        </w:rPr>
+        <w:t xml:space="preserve">(אופציונלי / optional)</w:t>
       </w:r>
     </w:p>
     <w:p>
       <w:pPr>
-        <w:pStyle w:val="BlockText"/>
+        <w:pStyle w:val="FirstParagraph"/>
+        <w:bidi/>
+        <w:jc w:val="right"/>
       </w:pPr>
       <w:r>
         <w:rPr>
           <w:iCs/>
           <w:i/>
-        </w:rPr>
-        <w:t xml:space="preserve">Guidance: Current vs. planned headcount per division across the horizon.</w:t>
+          <w:rtl/>
+        </w:rPr>
+        <w:t xml:space="preserve">מה למלא:</w:t>
+      </w:r>
+      <w:r>
+        <w:rPr>
+          <w:rtl/>
+        </w:rPr>
+        <w:t xml:space="preserve"> </w:t>
+      </w:r>
+      <w:r>
+        <w:rPr>
+          <w:rtl/>
+        </w:rPr>
+        <w:t xml:space="preserve">כוח אדם נוכחי מול מתוכנן לכל חטיבה, לאורך אופק התכנית.</w:t>
       </w:r>
     </w:p>
     <w:tbl>
@@ -978,6 +1568,7 @@
         <w:tblW w:type="auto" w:w="0"/>
         <w:tblLook w:firstRow="1" w:lastRow="0" w:firstColumn="0" w:lastColumn="0" w:noHBand="0" w:noVBand="0" w:val="0020"/>
         <w:jc w:val="start"/>
+        <w:bidiVisual/>
       </w:tblPr>
       <w:tblGrid>
         <w:gridCol w:w="1980"/>
@@ -994,9 +1585,13 @@
           <w:p>
             <w:pPr>
               <w:pStyle w:val="Compact"/>
-              <w:jc w:val="left"/>
-            </w:pPr>
-            <w:r>
+              <w:bidi/>
+              <w:jc w:val="right"/>
+            </w:pPr>
+            <w:r>
+              <w:rPr>
+                <w:rtl/>
+              </w:rPr>
               <w:t xml:space="preserve">חטיבה / Division</w:t>
             </w:r>
           </w:p>
@@ -1006,9 +1601,13 @@
           <w:p>
             <w:pPr>
               <w:pStyle w:val="Compact"/>
-              <w:jc w:val="left"/>
-            </w:pPr>
-            <w:r>
+              <w:bidi/>
+              <w:jc w:val="right"/>
+            </w:pPr>
+            <w:r>
+              <w:rPr>
+                <w:rtl/>
+              </w:rPr>
               <w:t xml:space="preserve">נוכחי / Current</w:t>
             </w:r>
           </w:p>
@@ -1018,9 +1617,13 @@
           <w:p>
             <w:pPr>
               <w:pStyle w:val="Compact"/>
-              <w:jc w:val="left"/>
-            </w:pPr>
-            <w:r>
+              <w:bidi/>
+              <w:jc w:val="right"/>
+            </w:pPr>
+            <w:r>
+              <w:rPr>
+                <w:rtl/>
+              </w:rPr>
               <w:t xml:space="preserve">יעד / Target</w:t>
             </w:r>
           </w:p>
@@ -1030,9 +1633,13 @@
           <w:p>
             <w:pPr>
               <w:pStyle w:val="Compact"/>
-              <w:jc w:val="left"/>
-            </w:pPr>
-            <w:r>
+              <w:bidi/>
+              <w:jc w:val="right"/>
+            </w:pPr>
+            <w:r>
+              <w:rPr>
+                <w:rtl/>
+              </w:rPr>
               <w:t xml:space="preserve">אופק / Horizon</w:t>
             </w:r>
           </w:p>
@@ -1044,46 +1651,128 @@
           <w:p>
             <w:pPr>
               <w:pStyle w:val="Compact"/>
-              <w:jc w:val="left"/>
-            </w:pPr>
-            <w:r>
-              <w:t xml:space="preserve">[TO FILL]</w:t>
-            </w:r>
-          </w:p>
-        </w:tc>
-        <w:tc>
-          <w:tcPr/>
-          <w:p>
-            <w:pPr>
-              <w:pStyle w:val="Compact"/>
-              <w:jc w:val="left"/>
-            </w:pPr>
-            <w:r>
-              <w:t xml:space="preserve">[TO FILL]</w:t>
-            </w:r>
-          </w:p>
-        </w:tc>
-        <w:tc>
-          <w:tcPr/>
-          <w:p>
-            <w:pPr>
-              <w:pStyle w:val="Compact"/>
-              <w:jc w:val="left"/>
-            </w:pPr>
-            <w:r>
-              <w:t xml:space="preserve">[TO FILL]</w:t>
-            </w:r>
-          </w:p>
-        </w:tc>
-        <w:tc>
-          <w:tcPr/>
-          <w:p>
-            <w:pPr>
-              <w:pStyle w:val="Compact"/>
-              <w:jc w:val="left"/>
-            </w:pPr>
-            <w:r>
-              <w:t xml:space="preserve">[TO FILL]</w:t>
+              <w:bidi/>
+              <w:jc w:val="right"/>
+            </w:pPr>
+            <w:r>
+              <w:rPr>
+                <w:rtl/>
+              </w:rPr>
+              <w:t>_______________________________________________________</w:t>
+            </w:r>
+          </w:p>
+        </w:tc>
+        <w:tc>
+          <w:tcPr/>
+          <w:p>
+            <w:pPr>
+              <w:pStyle w:val="Compact"/>
+              <w:bidi/>
+              <w:jc w:val="right"/>
+            </w:pPr>
+            <w:r>
+              <w:rPr>
+                <w:rtl/>
+              </w:rPr>
+              <w:t>_______________________________________________________</w:t>
+            </w:r>
+          </w:p>
+        </w:tc>
+        <w:tc>
+          <w:tcPr/>
+          <w:p>
+            <w:pPr>
+              <w:pStyle w:val="Compact"/>
+              <w:bidi/>
+              <w:jc w:val="right"/>
+            </w:pPr>
+            <w:r>
+              <w:rPr>
+                <w:rtl/>
+              </w:rPr>
+              <w:t>_______________________________________________________</w:t>
+            </w:r>
+          </w:p>
+        </w:tc>
+        <w:tc>
+          <w:tcPr/>
+          <w:p>
+            <w:pPr>
+              <w:pStyle w:val="Compact"/>
+              <w:bidi/>
+              <w:jc w:val="right"/>
+            </w:pPr>
+            <w:r>
+              <w:rPr>
+                <w:rtl/>
+              </w:rPr>
+              <w:t>_______________________________________________________</w:t>
+            </w:r>
+          </w:p>
+        </w:tc>
+      </w:tr>
+      <w:tr>
+        <w:tc>
+          <w:tcPr/>
+          <w:p>
+            <w:pPr>
+              <w:pStyle w:val="Compact"/>
+              <w:bidi/>
+              <w:jc w:val="right"/>
+            </w:pPr>
+            <w:r>
+              <w:rPr>
+                <w:rtl/>
+              </w:rPr>
+              <w:t>_______________________________________________________</w:t>
+            </w:r>
+          </w:p>
+        </w:tc>
+        <w:tc>
+          <w:tcPr/>
+          <w:p>
+            <w:pPr>
+              <w:pStyle w:val="Compact"/>
+              <w:bidi/>
+              <w:jc w:val="right"/>
+            </w:pPr>
+            <w:r>
+              <w:rPr>
+                <w:rtl/>
+              </w:rPr>
+              <w:t>_______________________________________________________</w:t>
+            </w:r>
+          </w:p>
+        </w:tc>
+        <w:tc>
+          <w:tcPr/>
+          <w:p>
+            <w:pPr>
+              <w:pStyle w:val="Compact"/>
+              <w:bidi/>
+              <w:jc w:val="right"/>
+            </w:pPr>
+            <w:r>
+              <w:rPr>
+                <w:rtl/>
+              </w:rPr>
+              <w:t>_______________________________________________________</w:t>
+            </w:r>
+          </w:p>
+        </w:tc>
+        <w:tc>
+          <w:tcPr/>
+          <w:p>
+            <w:pPr>
+              <w:pStyle w:val="Compact"/>
+              <w:bidi/>
+              <w:jc w:val="right"/>
+            </w:pPr>
+            <w:r>
+              <w:rPr>
+                <w:rtl/>
+              </w:rPr>
+              <w:t>_______________________________________________________</w:t>
             </w:r>
           </w:p>
         </w:tc>
@@ -1197,90 +1886,8 @@
       </w:pPr>
     </w:lvl>
   </w:abstractNum>
-  <w:abstractNum w:abstractNumId="991">
-    <w:nsid w:val="A991"/>
-    <w:multiLevelType w:val="multilevel"/>
-    <w:lvl w:ilvl="0">
-      <w:numFmt w:val="bullet"/>
-      <w:lvlText w:val="•"/>
-      <w:lvlJc w:val="left"/>
-      <w:pPr>
-        <w:ind w:left="720" w:hanging="480"/>
-      </w:pPr>
-    </w:lvl>
-    <w:lvl w:ilvl="1">
-      <w:numFmt w:val="bullet"/>
-      <w:lvlText w:val="–"/>
-      <w:lvlJc w:val="left"/>
-      <w:pPr>
-        <w:ind w:left="1440" w:hanging="480"/>
-      </w:pPr>
-    </w:lvl>
-    <w:lvl w:ilvl="2">
-      <w:numFmt w:val="bullet"/>
-      <w:lvlText w:val="•"/>
-      <w:lvlJc w:val="left"/>
-      <w:pPr>
-        <w:ind w:left="2160" w:hanging="480"/>
-      </w:pPr>
-    </w:lvl>
-    <w:lvl w:ilvl="3">
-      <w:numFmt w:val="bullet"/>
-      <w:lvlText w:val="–"/>
-      <w:lvlJc w:val="left"/>
-      <w:pPr>
-        <w:ind w:left="2880" w:hanging="480"/>
-      </w:pPr>
-    </w:lvl>
-    <w:lvl w:ilvl="4">
-      <w:numFmt w:val="bullet"/>
-      <w:lvlText w:val="•"/>
-      <w:lvlJc w:val="left"/>
-      <w:pPr>
-        <w:ind w:left="3600" w:hanging="480"/>
-      </w:pPr>
-    </w:lvl>
-    <w:lvl w:ilvl="5">
-      <w:numFmt w:val="bullet"/>
-      <w:lvlText w:val="–"/>
-      <w:lvlJc w:val="left"/>
-      <w:pPr>
-        <w:ind w:left="4320" w:hanging="480"/>
-      </w:pPr>
-    </w:lvl>
-    <w:lvl w:ilvl="6">
-      <w:numFmt w:val="bullet"/>
-      <w:lvlText w:val="•"/>
-      <w:lvlJc w:val="left"/>
-      <w:pPr>
-        <w:ind w:left="5040" w:hanging="480"/>
-      </w:pPr>
-    </w:lvl>
-    <w:lvl w:ilvl="7">
-      <w:numFmt w:val="bullet"/>
-      <w:lvlText w:val="–"/>
-      <w:lvlJc w:val="left"/>
-      <w:pPr>
-        <w:ind w:left="5760" w:hanging="480"/>
-      </w:pPr>
-    </w:lvl>
-    <w:lvl w:ilvl="8">
-      <w:numFmt w:val="bullet"/>
-      <w:lvlText w:val="•"/>
-      <w:lvlJc w:val="left"/>
-      <w:pPr>
-        <w:ind w:left="6480" w:hanging="480"/>
-      </w:pPr>
-    </w:lvl>
-  </w:abstractNum>
   <w:num w:numId="1000">
     <w:abstractNumId w:val="990"/>
-  </w:num>
-  <w:num w:numId="1001">
-    <w:abstractNumId w:val="991"/>
-  </w:num>
-  <w:num w:numId="1002">
-    <w:abstractNumId w:val="991"/>
   </w:num>
 </w:numbering>
 </file>

--- a/dist/word/org-structure.docx
+++ b/dist/word/org-structure.docx
@@ -1780,7 +1780,9 @@
     </w:tbl>
     <w:bookmarkEnd w:id="26"/>
     <w:bookmarkEnd w:id="27"/>
-    <w:sectPr/>
+    <w:sectPr>
+      <w:bidi/>
+    </w:sectPr>
   </w:body>
 </w:document>
 </file>

--- a/dist/word/org-structure.docx
+++ b/dist/word/org-structure.docx
@@ -7,7 +7,6 @@
       <w:pPr>
         <w:pStyle w:val="Heading1"/>
         <w:bidi/>
-        <w:jc w:val="right"/>
       </w:pPr>
       <w:r>
         <w:rPr>
@@ -20,7 +19,6 @@
       <w:pPr>
         <w:pStyle w:val="FirstParagraph"/>
         <w:bidi/>
-        <w:jc w:val="right"/>
       </w:pPr>
       <w:r>
         <w:rPr>
@@ -107,7 +105,6 @@
       <w:pPr>
         <w:pStyle w:val="BodyText"/>
         <w:bidi/>
-        <w:jc w:val="right"/>
       </w:pPr>
       <w:r>
         <w:rPr>
@@ -185,7 +182,6 @@
     <w:p>
       <w:pPr>
         <w:bidi/>
-        <w:jc w:val="right"/>
       </w:pPr>
       <w:r>
         <w:rPr>
@@ -201,7 +197,6 @@
       <w:pPr>
         <w:pStyle w:val="Heading2"/>
         <w:bidi/>
-        <w:jc w:val="right"/>
       </w:pPr>
       <w:r>
         <w:rPr>
@@ -214,7 +209,6 @@
       <w:pPr>
         <w:pStyle w:val="FirstParagraph"/>
         <w:bidi/>
-        <w:jc w:val="right"/>
       </w:pPr>
       <w:r>
         <w:rPr>
@@ -253,7 +247,6 @@
       <w:pPr>
         <w:pStyle w:val="BodyText"/>
         <w:bidi/>
-        <w:jc w:val="right"/>
       </w:pPr>
       <w:r>
         <w:rPr>
@@ -291,7 +284,6 @@
       <w:pPr>
         <w:pStyle w:val="Heading2"/>
         <w:bidi/>
-        <w:jc w:val="right"/>
       </w:pPr>
       <w:r>
         <w:rPr>
@@ -304,7 +296,6 @@
       <w:pPr>
         <w:pStyle w:val="FirstParagraph"/>
         <w:bidi/>
-        <w:jc w:val="right"/>
       </w:pPr>
       <w:r>
         <w:rPr>
@@ -350,7 +341,6 @@
             <w:pPr>
               <w:pStyle w:val="Compact"/>
               <w:bidi/>
-              <w:jc w:val="right"/>
             </w:pPr>
             <w:r>
               <w:rPr>
@@ -366,7 +356,6 @@
             <w:pPr>
               <w:pStyle w:val="Compact"/>
               <w:bidi/>
-              <w:jc w:val="right"/>
             </w:pPr>
             <w:r>
               <w:rPr>
@@ -382,7 +371,6 @@
             <w:pPr>
               <w:pStyle w:val="Compact"/>
               <w:bidi/>
-              <w:jc w:val="right"/>
             </w:pPr>
             <w:r>
               <w:rPr>
@@ -400,7 +388,6 @@
             <w:pPr>
               <w:pStyle w:val="Compact"/>
               <w:bidi/>
-              <w:jc w:val="right"/>
             </w:pPr>
             <w:r>
               <w:rPr>
@@ -416,23 +403,21 @@
             <w:pPr>
               <w:pStyle w:val="Compact"/>
               <w:bidi/>
-              <w:jc w:val="right"/>
-            </w:pPr>
-            <w:r>
-              <w:rPr>
-                <w:rtl/>
-              </w:rPr>
-              <w:t>_______________________________________________________</w:t>
-            </w:r>
-          </w:p>
-        </w:tc>
-        <w:tc>
-          <w:tcPr/>
-          <w:p>
-            <w:pPr>
-              <w:pStyle w:val="Compact"/>
-              <w:bidi/>
-              <w:jc w:val="right"/>
+            </w:pPr>
+            <w:r>
+              <w:rPr>
+                <w:rtl/>
+              </w:rPr>
+              <w:t>_______________________________________________________</w:t>
+            </w:r>
+          </w:p>
+        </w:tc>
+        <w:tc>
+          <w:tcPr/>
+          <w:p>
+            <w:pPr>
+              <w:pStyle w:val="Compact"/>
+              <w:bidi/>
             </w:pPr>
             <w:r>
               <w:rPr>
@@ -450,7 +435,6 @@
             <w:pPr>
               <w:pStyle w:val="Compact"/>
               <w:bidi/>
-              <w:jc w:val="right"/>
             </w:pPr>
             <w:r>
               <w:rPr>
@@ -466,23 +450,21 @@
             <w:pPr>
               <w:pStyle w:val="Compact"/>
               <w:bidi/>
-              <w:jc w:val="right"/>
-            </w:pPr>
-            <w:r>
-              <w:rPr>
-                <w:rtl/>
-              </w:rPr>
-              <w:t>_______________________________________________________</w:t>
-            </w:r>
-          </w:p>
-        </w:tc>
-        <w:tc>
-          <w:tcPr/>
-          <w:p>
-            <w:pPr>
-              <w:pStyle w:val="Compact"/>
-              <w:bidi/>
-              <w:jc w:val="right"/>
+            </w:pPr>
+            <w:r>
+              <w:rPr>
+                <w:rtl/>
+              </w:rPr>
+              <w:t>_______________________________________________________</w:t>
+            </w:r>
+          </w:p>
+        </w:tc>
+        <w:tc>
+          <w:tcPr/>
+          <w:p>
+            <w:pPr>
+              <w:pStyle w:val="Compact"/>
+              <w:bidi/>
             </w:pPr>
             <w:r>
               <w:rPr>
@@ -500,7 +482,6 @@
             <w:pPr>
               <w:pStyle w:val="Compact"/>
               <w:bidi/>
-              <w:jc w:val="right"/>
             </w:pPr>
             <w:r>
               <w:rPr>
@@ -516,23 +497,21 @@
             <w:pPr>
               <w:pStyle w:val="Compact"/>
               <w:bidi/>
-              <w:jc w:val="right"/>
-            </w:pPr>
-            <w:r>
-              <w:rPr>
-                <w:rtl/>
-              </w:rPr>
-              <w:t>_______________________________________________________</w:t>
-            </w:r>
-          </w:p>
-        </w:tc>
-        <w:tc>
-          <w:tcPr/>
-          <w:p>
-            <w:pPr>
-              <w:pStyle w:val="Compact"/>
-              <w:bidi/>
-              <w:jc w:val="right"/>
+            </w:pPr>
+            <w:r>
+              <w:rPr>
+                <w:rtl/>
+              </w:rPr>
+              <w:t>_______________________________________________________</w:t>
+            </w:r>
+          </w:p>
+        </w:tc>
+        <w:tc>
+          <w:tcPr/>
+          <w:p>
+            <w:pPr>
+              <w:pStyle w:val="Compact"/>
+              <w:bidi/>
             </w:pPr>
             <w:r>
               <w:rPr>
@@ -548,7 +527,6 @@
       <w:pPr>
         <w:pStyle w:val="BodyText"/>
         <w:bidi/>
-        <w:jc w:val="right"/>
       </w:pPr>
       <w:r>
         <w:rPr>
@@ -562,7 +540,6 @@
       <w:pPr>
         <w:pStyle w:val="Heading2"/>
         <w:bidi/>
-        <w:jc w:val="right"/>
       </w:pPr>
       <w:r>
         <w:rPr>
@@ -575,7 +552,6 @@
       <w:pPr>
         <w:pStyle w:val="FirstParagraph"/>
         <w:bidi/>
-        <w:jc w:val="right"/>
       </w:pPr>
       <w:r>
         <w:rPr>
@@ -662,7 +638,6 @@
       <w:pPr>
         <w:pStyle w:val="SourceCode"/>
         <w:bidi/>
-        <w:jc w:val="right"/>
       </w:pPr>
       <w:r>
         <w:rPr>
@@ -754,7 +729,6 @@
       <w:pPr>
         <w:pStyle w:val="FirstParagraph"/>
         <w:bidi/>
-        <w:jc w:val="right"/>
       </w:pPr>
       <w:r>
         <w:rPr>
@@ -768,7 +742,6 @@
       <w:pPr>
         <w:pStyle w:val="Heading2"/>
         <w:bidi/>
-        <w:jc w:val="right"/>
       </w:pPr>
       <w:r>
         <w:rPr>
@@ -781,7 +754,6 @@
       <w:pPr>
         <w:pStyle w:val="FirstParagraph"/>
         <w:bidi/>
-        <w:jc w:val="right"/>
       </w:pPr>
       <w:r>
         <w:rPr>
@@ -840,7 +812,6 @@
             <w:pPr>
               <w:pStyle w:val="Compact"/>
               <w:bidi/>
-              <w:jc w:val="right"/>
             </w:pPr>
             <w:r>
               <w:rPr>
@@ -856,7 +827,6 @@
             <w:pPr>
               <w:pStyle w:val="Compact"/>
               <w:bidi/>
-              <w:jc w:val="right"/>
             </w:pPr>
             <w:r>
               <w:rPr>
@@ -872,7 +842,6 @@
             <w:pPr>
               <w:pStyle w:val="Compact"/>
               <w:bidi/>
-              <w:jc w:val="right"/>
             </w:pPr>
             <w:r>
               <w:rPr>
@@ -888,7 +857,6 @@
             <w:pPr>
               <w:pStyle w:val="Compact"/>
               <w:bidi/>
-              <w:jc w:val="right"/>
             </w:pPr>
             <w:r>
               <w:rPr>
@@ -906,55 +874,51 @@
             <w:pPr>
               <w:pStyle w:val="Compact"/>
               <w:bidi/>
-              <w:jc w:val="right"/>
-            </w:pPr>
-            <w:r>
-              <w:rPr>
-                <w:rtl/>
-              </w:rPr>
-              <w:t>_______________________________________________________</w:t>
-            </w:r>
-          </w:p>
-        </w:tc>
-        <w:tc>
-          <w:tcPr/>
-          <w:p>
-            <w:pPr>
-              <w:pStyle w:val="Compact"/>
-              <w:bidi/>
-              <w:jc w:val="right"/>
-            </w:pPr>
-            <w:r>
-              <w:rPr>
-                <w:rtl/>
-              </w:rPr>
-              <w:t>_______________________________________________________</w:t>
-            </w:r>
-          </w:p>
-        </w:tc>
-        <w:tc>
-          <w:tcPr/>
-          <w:p>
-            <w:pPr>
-              <w:pStyle w:val="Compact"/>
-              <w:bidi/>
-              <w:jc w:val="right"/>
-            </w:pPr>
-            <w:r>
-              <w:rPr>
-                <w:rtl/>
-              </w:rPr>
-              <w:t>_______________________________________________________</w:t>
-            </w:r>
-          </w:p>
-        </w:tc>
-        <w:tc>
-          <w:tcPr/>
-          <w:p>
-            <w:pPr>
-              <w:pStyle w:val="Compact"/>
-              <w:bidi/>
-              <w:jc w:val="right"/>
+            </w:pPr>
+            <w:r>
+              <w:rPr>
+                <w:rtl/>
+              </w:rPr>
+              <w:t>_______________________________________________________</w:t>
+            </w:r>
+          </w:p>
+        </w:tc>
+        <w:tc>
+          <w:tcPr/>
+          <w:p>
+            <w:pPr>
+              <w:pStyle w:val="Compact"/>
+              <w:bidi/>
+            </w:pPr>
+            <w:r>
+              <w:rPr>
+                <w:rtl/>
+              </w:rPr>
+              <w:t>_______________________________________________________</w:t>
+            </w:r>
+          </w:p>
+        </w:tc>
+        <w:tc>
+          <w:tcPr/>
+          <w:p>
+            <w:pPr>
+              <w:pStyle w:val="Compact"/>
+              <w:bidi/>
+            </w:pPr>
+            <w:r>
+              <w:rPr>
+                <w:rtl/>
+              </w:rPr>
+              <w:t>_______________________________________________________</w:t>
+            </w:r>
+          </w:p>
+        </w:tc>
+        <w:tc>
+          <w:tcPr/>
+          <w:p>
+            <w:pPr>
+              <w:pStyle w:val="Compact"/>
+              <w:bidi/>
             </w:pPr>
             <w:r>
               <w:rPr>
@@ -972,55 +936,51 @@
             <w:pPr>
               <w:pStyle w:val="Compact"/>
               <w:bidi/>
-              <w:jc w:val="right"/>
-            </w:pPr>
-            <w:r>
-              <w:rPr>
-                <w:rtl/>
-              </w:rPr>
-              <w:t>_______________________________________________________</w:t>
-            </w:r>
-          </w:p>
-        </w:tc>
-        <w:tc>
-          <w:tcPr/>
-          <w:p>
-            <w:pPr>
-              <w:pStyle w:val="Compact"/>
-              <w:bidi/>
-              <w:jc w:val="right"/>
-            </w:pPr>
-            <w:r>
-              <w:rPr>
-                <w:rtl/>
-              </w:rPr>
-              <w:t>_______________________________________________________</w:t>
-            </w:r>
-          </w:p>
-        </w:tc>
-        <w:tc>
-          <w:tcPr/>
-          <w:p>
-            <w:pPr>
-              <w:pStyle w:val="Compact"/>
-              <w:bidi/>
-              <w:jc w:val="right"/>
-            </w:pPr>
-            <w:r>
-              <w:rPr>
-                <w:rtl/>
-              </w:rPr>
-              <w:t>_______________________________________________________</w:t>
-            </w:r>
-          </w:p>
-        </w:tc>
-        <w:tc>
-          <w:tcPr/>
-          <w:p>
-            <w:pPr>
-              <w:pStyle w:val="Compact"/>
-              <w:bidi/>
-              <w:jc w:val="right"/>
+            </w:pPr>
+            <w:r>
+              <w:rPr>
+                <w:rtl/>
+              </w:rPr>
+              <w:t>_______________________________________________________</w:t>
+            </w:r>
+          </w:p>
+        </w:tc>
+        <w:tc>
+          <w:tcPr/>
+          <w:p>
+            <w:pPr>
+              <w:pStyle w:val="Compact"/>
+              <w:bidi/>
+            </w:pPr>
+            <w:r>
+              <w:rPr>
+                <w:rtl/>
+              </w:rPr>
+              <w:t>_______________________________________________________</w:t>
+            </w:r>
+          </w:p>
+        </w:tc>
+        <w:tc>
+          <w:tcPr/>
+          <w:p>
+            <w:pPr>
+              <w:pStyle w:val="Compact"/>
+              <w:bidi/>
+            </w:pPr>
+            <w:r>
+              <w:rPr>
+                <w:rtl/>
+              </w:rPr>
+              <w:t>_______________________________________________________</w:t>
+            </w:r>
+          </w:p>
+        </w:tc>
+        <w:tc>
+          <w:tcPr/>
+          <w:p>
+            <w:pPr>
+              <w:pStyle w:val="Compact"/>
+              <w:bidi/>
             </w:pPr>
             <w:r>
               <w:rPr>
@@ -1038,55 +998,51 @@
             <w:pPr>
               <w:pStyle w:val="Compact"/>
               <w:bidi/>
-              <w:jc w:val="right"/>
-            </w:pPr>
-            <w:r>
-              <w:rPr>
-                <w:rtl/>
-              </w:rPr>
-              <w:t>_______________________________________________________</w:t>
-            </w:r>
-          </w:p>
-        </w:tc>
-        <w:tc>
-          <w:tcPr/>
-          <w:p>
-            <w:pPr>
-              <w:pStyle w:val="Compact"/>
-              <w:bidi/>
-              <w:jc w:val="right"/>
-            </w:pPr>
-            <w:r>
-              <w:rPr>
-                <w:rtl/>
-              </w:rPr>
-              <w:t>_______________________________________________________</w:t>
-            </w:r>
-          </w:p>
-        </w:tc>
-        <w:tc>
-          <w:tcPr/>
-          <w:p>
-            <w:pPr>
-              <w:pStyle w:val="Compact"/>
-              <w:bidi/>
-              <w:jc w:val="right"/>
-            </w:pPr>
-            <w:r>
-              <w:rPr>
-                <w:rtl/>
-              </w:rPr>
-              <w:t>_______________________________________________________</w:t>
-            </w:r>
-          </w:p>
-        </w:tc>
-        <w:tc>
-          <w:tcPr/>
-          <w:p>
-            <w:pPr>
-              <w:pStyle w:val="Compact"/>
-              <w:bidi/>
-              <w:jc w:val="right"/>
+            </w:pPr>
+            <w:r>
+              <w:rPr>
+                <w:rtl/>
+              </w:rPr>
+              <w:t>_______________________________________________________</w:t>
+            </w:r>
+          </w:p>
+        </w:tc>
+        <w:tc>
+          <w:tcPr/>
+          <w:p>
+            <w:pPr>
+              <w:pStyle w:val="Compact"/>
+              <w:bidi/>
+            </w:pPr>
+            <w:r>
+              <w:rPr>
+                <w:rtl/>
+              </w:rPr>
+              <w:t>_______________________________________________________</w:t>
+            </w:r>
+          </w:p>
+        </w:tc>
+        <w:tc>
+          <w:tcPr/>
+          <w:p>
+            <w:pPr>
+              <w:pStyle w:val="Compact"/>
+              <w:bidi/>
+            </w:pPr>
+            <w:r>
+              <w:rPr>
+                <w:rtl/>
+              </w:rPr>
+              <w:t>_______________________________________________________</w:t>
+            </w:r>
+          </w:p>
+        </w:tc>
+        <w:tc>
+          <w:tcPr/>
+          <w:p>
+            <w:pPr>
+              <w:pStyle w:val="Compact"/>
+              <w:bidi/>
             </w:pPr>
             <w:r>
               <w:rPr>
@@ -1102,7 +1058,6 @@
       <w:pPr>
         <w:pStyle w:val="BodyText"/>
         <w:bidi/>
-        <w:jc w:val="right"/>
       </w:pPr>
       <w:r>
         <w:rPr>
@@ -1116,7 +1071,6 @@
       <w:pPr>
         <w:pStyle w:val="Heading2"/>
         <w:bidi/>
-        <w:jc w:val="right"/>
       </w:pPr>
       <w:r>
         <w:rPr>
@@ -1129,7 +1083,6 @@
       <w:pPr>
         <w:pStyle w:val="FirstParagraph"/>
         <w:bidi/>
-        <w:jc w:val="right"/>
       </w:pPr>
       <w:r>
         <w:rPr>
@@ -1168,7 +1121,6 @@
       <w:pPr>
         <w:pStyle w:val="BodyText"/>
         <w:bidi/>
-        <w:jc w:val="right"/>
       </w:pPr>
       <w:r>
         <w:rPr>
@@ -1206,7 +1158,6 @@
       <w:pPr>
         <w:pStyle w:val="Heading2"/>
         <w:bidi/>
-        <w:jc w:val="right"/>
       </w:pPr>
       <w:r>
         <w:rPr>
@@ -1219,7 +1170,6 @@
       <w:pPr>
         <w:pStyle w:val="FirstParagraph"/>
         <w:bidi/>
-        <w:jc w:val="right"/>
       </w:pPr>
       <w:r>
         <w:rPr>
@@ -1302,7 +1252,6 @@
             <w:pPr>
               <w:pStyle w:val="Compact"/>
               <w:bidi/>
-              <w:jc w:val="right"/>
             </w:pPr>
             <w:r>
               <w:rPr>
@@ -1318,7 +1267,6 @@
             <w:pPr>
               <w:pStyle w:val="Compact"/>
               <w:bidi/>
-              <w:jc w:val="right"/>
             </w:pPr>
             <w:r>
               <w:rPr>
@@ -1334,7 +1282,6 @@
             <w:pPr>
               <w:pStyle w:val="Compact"/>
               <w:bidi/>
-              <w:jc w:val="right"/>
             </w:pPr>
             <w:r>
               <w:rPr>
@@ -1350,7 +1297,6 @@
             <w:pPr>
               <w:pStyle w:val="Compact"/>
               <w:bidi/>
-              <w:jc w:val="right"/>
             </w:pPr>
             <w:r>
               <w:rPr>
@@ -1368,55 +1314,51 @@
             <w:pPr>
               <w:pStyle w:val="Compact"/>
               <w:bidi/>
-              <w:jc w:val="right"/>
-            </w:pPr>
-            <w:r>
-              <w:rPr>
-                <w:rtl/>
-              </w:rPr>
-              <w:t>_______________________________________________________</w:t>
-            </w:r>
-          </w:p>
-        </w:tc>
-        <w:tc>
-          <w:tcPr/>
-          <w:p>
-            <w:pPr>
-              <w:pStyle w:val="Compact"/>
-              <w:bidi/>
-              <w:jc w:val="right"/>
-            </w:pPr>
-            <w:r>
-              <w:rPr>
-                <w:rtl/>
-              </w:rPr>
-              <w:t>_______________________________________________________</w:t>
-            </w:r>
-          </w:p>
-        </w:tc>
-        <w:tc>
-          <w:tcPr/>
-          <w:p>
-            <w:pPr>
-              <w:pStyle w:val="Compact"/>
-              <w:bidi/>
-              <w:jc w:val="right"/>
-            </w:pPr>
-            <w:r>
-              <w:rPr>
-                <w:rtl/>
-              </w:rPr>
-              <w:t>_______________________________________________________</w:t>
-            </w:r>
-          </w:p>
-        </w:tc>
-        <w:tc>
-          <w:tcPr/>
-          <w:p>
-            <w:pPr>
-              <w:pStyle w:val="Compact"/>
-              <w:bidi/>
-              <w:jc w:val="right"/>
+            </w:pPr>
+            <w:r>
+              <w:rPr>
+                <w:rtl/>
+              </w:rPr>
+              <w:t>_______________________________________________________</w:t>
+            </w:r>
+          </w:p>
+        </w:tc>
+        <w:tc>
+          <w:tcPr/>
+          <w:p>
+            <w:pPr>
+              <w:pStyle w:val="Compact"/>
+              <w:bidi/>
+            </w:pPr>
+            <w:r>
+              <w:rPr>
+                <w:rtl/>
+              </w:rPr>
+              <w:t>_______________________________________________________</w:t>
+            </w:r>
+          </w:p>
+        </w:tc>
+        <w:tc>
+          <w:tcPr/>
+          <w:p>
+            <w:pPr>
+              <w:pStyle w:val="Compact"/>
+              <w:bidi/>
+            </w:pPr>
+            <w:r>
+              <w:rPr>
+                <w:rtl/>
+              </w:rPr>
+              <w:t>_______________________________________________________</w:t>
+            </w:r>
+          </w:p>
+        </w:tc>
+        <w:tc>
+          <w:tcPr/>
+          <w:p>
+            <w:pPr>
+              <w:pStyle w:val="Compact"/>
+              <w:bidi/>
             </w:pPr>
             <w:r>
               <w:rPr>
@@ -1434,55 +1376,51 @@
             <w:pPr>
               <w:pStyle w:val="Compact"/>
               <w:bidi/>
-              <w:jc w:val="right"/>
-            </w:pPr>
-            <w:r>
-              <w:rPr>
-                <w:rtl/>
-              </w:rPr>
-              <w:t>_______________________________________________________</w:t>
-            </w:r>
-          </w:p>
-        </w:tc>
-        <w:tc>
-          <w:tcPr/>
-          <w:p>
-            <w:pPr>
-              <w:pStyle w:val="Compact"/>
-              <w:bidi/>
-              <w:jc w:val="right"/>
-            </w:pPr>
-            <w:r>
-              <w:rPr>
-                <w:rtl/>
-              </w:rPr>
-              <w:t>_______________________________________________________</w:t>
-            </w:r>
-          </w:p>
-        </w:tc>
-        <w:tc>
-          <w:tcPr/>
-          <w:p>
-            <w:pPr>
-              <w:pStyle w:val="Compact"/>
-              <w:bidi/>
-              <w:jc w:val="right"/>
-            </w:pPr>
-            <w:r>
-              <w:rPr>
-                <w:rtl/>
-              </w:rPr>
-              <w:t>_______________________________________________________</w:t>
-            </w:r>
-          </w:p>
-        </w:tc>
-        <w:tc>
-          <w:tcPr/>
-          <w:p>
-            <w:pPr>
-              <w:pStyle w:val="Compact"/>
-              <w:bidi/>
-              <w:jc w:val="right"/>
+            </w:pPr>
+            <w:r>
+              <w:rPr>
+                <w:rtl/>
+              </w:rPr>
+              <w:t>_______________________________________________________</w:t>
+            </w:r>
+          </w:p>
+        </w:tc>
+        <w:tc>
+          <w:tcPr/>
+          <w:p>
+            <w:pPr>
+              <w:pStyle w:val="Compact"/>
+              <w:bidi/>
+            </w:pPr>
+            <w:r>
+              <w:rPr>
+                <w:rtl/>
+              </w:rPr>
+              <w:t>_______________________________________________________</w:t>
+            </w:r>
+          </w:p>
+        </w:tc>
+        <w:tc>
+          <w:tcPr/>
+          <w:p>
+            <w:pPr>
+              <w:pStyle w:val="Compact"/>
+              <w:bidi/>
+            </w:pPr>
+            <w:r>
+              <w:rPr>
+                <w:rtl/>
+              </w:rPr>
+              <w:t>_______________________________________________________</w:t>
+            </w:r>
+          </w:p>
+        </w:tc>
+        <w:tc>
+          <w:tcPr/>
+          <w:p>
+            <w:pPr>
+              <w:pStyle w:val="Compact"/>
+              <w:bidi/>
             </w:pPr>
             <w:r>
               <w:rPr>
@@ -1498,7 +1436,6 @@
       <w:pPr>
         <w:pStyle w:val="BodyText"/>
         <w:bidi/>
-        <w:jc w:val="right"/>
       </w:pPr>
       <w:r>
         <w:rPr>
@@ -1512,7 +1449,6 @@
       <w:pPr>
         <w:pStyle w:val="Heading2"/>
         <w:bidi/>
-        <w:jc w:val="right"/>
       </w:pPr>
       <w:r>
         <w:rPr>
@@ -1539,7 +1475,6 @@
       <w:pPr>
         <w:pStyle w:val="FirstParagraph"/>
         <w:bidi/>
-        <w:jc w:val="right"/>
       </w:pPr>
       <w:r>
         <w:rPr>
@@ -1586,7 +1521,6 @@
             <w:pPr>
               <w:pStyle w:val="Compact"/>
               <w:bidi/>
-              <w:jc w:val="right"/>
             </w:pPr>
             <w:r>
               <w:rPr>
@@ -1602,7 +1536,6 @@
             <w:pPr>
               <w:pStyle w:val="Compact"/>
               <w:bidi/>
-              <w:jc w:val="right"/>
             </w:pPr>
             <w:r>
               <w:rPr>
@@ -1618,7 +1551,6 @@
             <w:pPr>
               <w:pStyle w:val="Compact"/>
               <w:bidi/>
-              <w:jc w:val="right"/>
             </w:pPr>
             <w:r>
               <w:rPr>
@@ -1634,7 +1566,6 @@
             <w:pPr>
               <w:pStyle w:val="Compact"/>
               <w:bidi/>
-              <w:jc w:val="right"/>
             </w:pPr>
             <w:r>
               <w:rPr>
@@ -1652,55 +1583,51 @@
             <w:pPr>
               <w:pStyle w:val="Compact"/>
               <w:bidi/>
-              <w:jc w:val="right"/>
-            </w:pPr>
-            <w:r>
-              <w:rPr>
-                <w:rtl/>
-              </w:rPr>
-              <w:t>_______________________________________________________</w:t>
-            </w:r>
-          </w:p>
-        </w:tc>
-        <w:tc>
-          <w:tcPr/>
-          <w:p>
-            <w:pPr>
-              <w:pStyle w:val="Compact"/>
-              <w:bidi/>
-              <w:jc w:val="right"/>
-            </w:pPr>
-            <w:r>
-              <w:rPr>
-                <w:rtl/>
-              </w:rPr>
-              <w:t>_______________________________________________________</w:t>
-            </w:r>
-          </w:p>
-        </w:tc>
-        <w:tc>
-          <w:tcPr/>
-          <w:p>
-            <w:pPr>
-              <w:pStyle w:val="Compact"/>
-              <w:bidi/>
-              <w:jc w:val="right"/>
-            </w:pPr>
-            <w:r>
-              <w:rPr>
-                <w:rtl/>
-              </w:rPr>
-              <w:t>_______________________________________________________</w:t>
-            </w:r>
-          </w:p>
-        </w:tc>
-        <w:tc>
-          <w:tcPr/>
-          <w:p>
-            <w:pPr>
-              <w:pStyle w:val="Compact"/>
-              <w:bidi/>
-              <w:jc w:val="right"/>
+            </w:pPr>
+            <w:r>
+              <w:rPr>
+                <w:rtl/>
+              </w:rPr>
+              <w:t>_______________________________________________________</w:t>
+            </w:r>
+          </w:p>
+        </w:tc>
+        <w:tc>
+          <w:tcPr/>
+          <w:p>
+            <w:pPr>
+              <w:pStyle w:val="Compact"/>
+              <w:bidi/>
+            </w:pPr>
+            <w:r>
+              <w:rPr>
+                <w:rtl/>
+              </w:rPr>
+              <w:t>_______________________________________________________</w:t>
+            </w:r>
+          </w:p>
+        </w:tc>
+        <w:tc>
+          <w:tcPr/>
+          <w:p>
+            <w:pPr>
+              <w:pStyle w:val="Compact"/>
+              <w:bidi/>
+            </w:pPr>
+            <w:r>
+              <w:rPr>
+                <w:rtl/>
+              </w:rPr>
+              <w:t>_______________________________________________________</w:t>
+            </w:r>
+          </w:p>
+        </w:tc>
+        <w:tc>
+          <w:tcPr/>
+          <w:p>
+            <w:pPr>
+              <w:pStyle w:val="Compact"/>
+              <w:bidi/>
             </w:pPr>
             <w:r>
               <w:rPr>
@@ -1718,55 +1645,51 @@
             <w:pPr>
               <w:pStyle w:val="Compact"/>
               <w:bidi/>
-              <w:jc w:val="right"/>
-            </w:pPr>
-            <w:r>
-              <w:rPr>
-                <w:rtl/>
-              </w:rPr>
-              <w:t>_______________________________________________________</w:t>
-            </w:r>
-          </w:p>
-        </w:tc>
-        <w:tc>
-          <w:tcPr/>
-          <w:p>
-            <w:pPr>
-              <w:pStyle w:val="Compact"/>
-              <w:bidi/>
-              <w:jc w:val="right"/>
-            </w:pPr>
-            <w:r>
-              <w:rPr>
-                <w:rtl/>
-              </w:rPr>
-              <w:t>_______________________________________________________</w:t>
-            </w:r>
-          </w:p>
-        </w:tc>
-        <w:tc>
-          <w:tcPr/>
-          <w:p>
-            <w:pPr>
-              <w:pStyle w:val="Compact"/>
-              <w:bidi/>
-              <w:jc w:val="right"/>
-            </w:pPr>
-            <w:r>
-              <w:rPr>
-                <w:rtl/>
-              </w:rPr>
-              <w:t>_______________________________________________________</w:t>
-            </w:r>
-          </w:p>
-        </w:tc>
-        <w:tc>
-          <w:tcPr/>
-          <w:p>
-            <w:pPr>
-              <w:pStyle w:val="Compact"/>
-              <w:bidi/>
-              <w:jc w:val="right"/>
+            </w:pPr>
+            <w:r>
+              <w:rPr>
+                <w:rtl/>
+              </w:rPr>
+              <w:t>_______________________________________________________</w:t>
+            </w:r>
+          </w:p>
+        </w:tc>
+        <w:tc>
+          <w:tcPr/>
+          <w:p>
+            <w:pPr>
+              <w:pStyle w:val="Compact"/>
+              <w:bidi/>
+            </w:pPr>
+            <w:r>
+              <w:rPr>
+                <w:rtl/>
+              </w:rPr>
+              <w:t>_______________________________________________________</w:t>
+            </w:r>
+          </w:p>
+        </w:tc>
+        <w:tc>
+          <w:tcPr/>
+          <w:p>
+            <w:pPr>
+              <w:pStyle w:val="Compact"/>
+              <w:bidi/>
+            </w:pPr>
+            <w:r>
+              <w:rPr>
+                <w:rtl/>
+              </w:rPr>
+              <w:t>_______________________________________________________</w:t>
+            </w:r>
+          </w:p>
+        </w:tc>
+        <w:tc>
+          <w:tcPr/>
+          <w:p>
+            <w:pPr>
+              <w:pStyle w:val="Compact"/>
+              <w:bidi/>
             </w:pPr>
             <w:r>
               <w:rPr>
@@ -1917,7 +1840,6 @@
     <w:qFormat/>
     <w:pPr>
       <w:bidi/>
-      <w:jc w:val="right"/>
     </w:pPr>
     <w:rPr>
       <w:rtl/>
@@ -1931,7 +1853,6 @@
     <w:pPr>
       <w:spacing w:after="180" w:before="180"/>
       <w:bidi/>
-      <w:jc w:val="right"/>
     </w:pPr>
     <w:qFormat/>
     <w:rPr>
@@ -1946,7 +1867,6 @@
     <w:qFormat/>
     <w:pPr>
       <w:bidi/>
-      <w:jc w:val="right"/>
     </w:pPr>
     <w:rPr>
       <w:rtl/>
@@ -1960,7 +1880,6 @@
     <w:pPr>
       <w:spacing w:after="36" w:before="36"/>
       <w:bidi/>
-      <w:jc w:val="right"/>
     </w:pPr>
     <w:rPr>
       <w:rtl/>
@@ -1976,7 +1895,6 @@
       <w:keepNext/>
       <w:keepLines/>
       <w:spacing w:after="240" w:before="480"/>
-      <w:jc w:val="right"/>
       <w:bidi/>
     </w:pPr>
     <w:rPr>
@@ -1998,7 +1916,6 @@
       <w:keepNext/>
       <w:keepLines/>
       <w:spacing w:after="240" w:before="240"/>
-      <w:jc w:val="right"/>
       <w:bidi/>
     </w:pPr>
     <w:rPr>
@@ -2015,7 +1932,6 @@
     <w:pPr>
       <w:keepNext/>
       <w:keepLines/>
-      <w:jc w:val="right"/>
       <w:bidi/>
     </w:pPr>
     <w:rPr>
@@ -2030,7 +1946,6 @@
     <w:pPr>
       <w:keepNext/>
       <w:keepLines/>
-      <w:jc w:val="right"/>
       <w:bidi/>
     </w:pPr>
     <w:rPr>
@@ -2046,7 +1961,6 @@
     <w:pPr>
       <w:keepNext/>
       <w:keepLines/>
-      <w:jc w:val="right"/>
       <w:spacing w:after="0" w:before="300"/>
       <w:bidi/>
     </w:pPr>
@@ -2070,7 +1984,6 @@
       <w:keepLines/>
       <w:spacing w:after="300" w:before="100"/>
       <w:bidi/>
-      <w:jc w:val="right"/>
     </w:pPr>
     <w:rPr>
       <w:sz w:val="20"/>
@@ -2086,7 +1999,6 @@
     <w:qFormat/>
     <w:pPr>
       <w:bidi/>
-      <w:jc w:val="right"/>
     </w:pPr>
     <w:rPr>
       <w:rtl/>
@@ -2105,7 +2017,6 @@
       <w:spacing w:after="0" w:before="480"/>
       <w:outlineLvl w:val="0"/>
       <w:bidi/>
-      <w:jc w:val="right"/>
     </w:pPr>
     <w:rPr>
       <w:rFonts w:asciiTheme="majorHAnsi" w:cs="David" w:cstheme="majorBidi" w:eastAsiaTheme="majorEastAsia" w:hAnsiTheme="majorHAnsi"/>
@@ -2130,7 +2041,6 @@
       <w:spacing w:after="0" w:before="200"/>
       <w:outlineLvl w:val="1"/>
       <w:bidi/>
-      <w:jc w:val="right"/>
     </w:pPr>
     <w:rPr>
       <w:rFonts w:asciiTheme="majorHAnsi" w:cs="David" w:cstheme="majorBidi" w:eastAsiaTheme="majorEastAsia" w:hAnsiTheme="majorHAnsi"/>
@@ -2155,7 +2065,6 @@
       <w:spacing w:after="0" w:before="200"/>
       <w:outlineLvl w:val="2"/>
       <w:bidi/>
-      <w:jc w:val="right"/>
     </w:pPr>
     <w:rPr>
       <w:rFonts w:asciiTheme="majorHAnsi" w:cs="David" w:cstheme="majorBidi" w:eastAsiaTheme="majorEastAsia" w:hAnsiTheme="majorHAnsi"/>
@@ -2180,7 +2089,6 @@
       <w:spacing w:after="0" w:before="200"/>
       <w:outlineLvl w:val="3"/>
       <w:bidi/>
-      <w:jc w:val="right"/>
     </w:pPr>
     <w:rPr>
       <w:rFonts w:asciiTheme="majorHAnsi" w:cs="David" w:cstheme="majorBidi" w:eastAsiaTheme="majorEastAsia" w:hAnsiTheme="majorHAnsi"/>
@@ -2205,7 +2113,6 @@
       <w:spacing w:after="0" w:before="200"/>
       <w:outlineLvl w:val="4"/>
       <w:bidi/>
-      <w:jc w:val="right"/>
     </w:pPr>
     <w:rPr>
       <w:rFonts w:asciiTheme="majorHAnsi" w:cs="David" w:cstheme="majorBidi" w:eastAsiaTheme="majorEastAsia" w:hAnsiTheme="majorHAnsi"/>
@@ -2229,7 +2136,6 @@
       <w:spacing w:after="0" w:before="200"/>
       <w:outlineLvl w:val="5"/>
       <w:bidi/>
-      <w:jc w:val="right"/>
     </w:pPr>
     <w:rPr>
       <w:rFonts w:asciiTheme="majorHAnsi" w:cs="David" w:cstheme="majorBidi" w:eastAsiaTheme="majorEastAsia" w:hAnsiTheme="majorHAnsi"/>
@@ -2252,7 +2158,6 @@
       <w:spacing w:after="0" w:before="200"/>
       <w:outlineLvl w:val="6"/>
       <w:bidi/>
-      <w:jc w:val="right"/>
     </w:pPr>
     <w:rPr>
       <w:rFonts w:asciiTheme="majorHAnsi" w:cs="David" w:cstheme="majorBidi" w:eastAsiaTheme="majorEastAsia" w:hAnsiTheme="majorHAnsi"/>
@@ -2275,7 +2180,6 @@
       <w:spacing w:after="0" w:before="200"/>
       <w:outlineLvl w:val="7"/>
       <w:bidi/>
-      <w:jc w:val="right"/>
     </w:pPr>
     <w:rPr>
       <w:rFonts w:asciiTheme="majorHAnsi" w:cs="David" w:cstheme="majorBidi" w:eastAsiaTheme="majorEastAsia" w:hAnsiTheme="majorHAnsi"/>
@@ -2298,7 +2202,6 @@
       <w:spacing w:after="0" w:before="200"/>
       <w:outlineLvl w:val="8"/>
       <w:bidi/>
-      <w:jc w:val="right"/>
     </w:pPr>
     <w:rPr>
       <w:rFonts w:asciiTheme="majorHAnsi" w:cs="David" w:cstheme="majorBidi" w:eastAsiaTheme="majorEastAsia" w:hAnsiTheme="majorHAnsi"/>
@@ -2319,7 +2222,6 @@
       <w:spacing w:after="100" w:before="100"/>
       <w:ind w:firstLine="0" w:left="480" w:right="480"/>
       <w:bidi/>
-      <w:jc w:val="right"/>
     </w:pPr>
     <w:rPr>
       <w:rtl/>
@@ -2335,7 +2237,6 @@
     <w:qFormat/>
     <w:pPr>
       <w:bidi/>
-      <w:jc w:val="right"/>
     </w:pPr>
     <w:rPr>
       <w:rtl/>
@@ -2387,7 +2288,6 @@
       <w:keepLines/>
       <w:spacing w:after="0"/>
       <w:bidi/>
-      <w:jc w:val="right"/>
     </w:pPr>
     <w:rPr>
       <w:b/>
@@ -2400,7 +2300,6 @@
     <w:basedOn w:val="Normal"/>
     <w:pPr>
       <w:bidi/>
-      <w:jc w:val="right"/>
     </w:pPr>
     <w:rPr>
       <w:rtl/>
@@ -2414,7 +2313,6 @@
     <w:pPr>
       <w:spacing w:after="120" w:before="0"/>
       <w:bidi/>
-      <w:jc w:val="right"/>
     </w:pPr>
     <w:rPr>
       <w:i/>
@@ -2428,7 +2326,6 @@
     <w:pPr>
       <w:keepNext/>
       <w:bidi/>
-      <w:jc w:val="right"/>
     </w:pPr>
     <w:rPr>
       <w:rtl/>
@@ -2440,7 +2337,6 @@
     <w:basedOn w:val="Caption"/>
     <w:pPr>
       <w:bidi/>
-      <w:jc w:val="right"/>
     </w:pPr>
     <w:rPr>
       <w:rtl/>
@@ -2452,7 +2348,6 @@
     <w:basedOn w:val="Normal"/>
     <w:pPr>
       <w:bidi/>
-      <w:jc w:val="right"/>
     </w:pPr>
     <w:rPr>
       <w:rtl/>
@@ -2465,7 +2360,6 @@
     <w:pPr>
       <w:keepNext/>
       <w:bidi/>
-      <w:jc w:val="right"/>
     </w:pPr>
     <w:rPr>
       <w:rtl/>
@@ -2514,7 +2408,6 @@
       <w:spacing w:before="240" w:line="259" w:lineRule="auto"/>
       <w:outlineLvl w:val="9"/>
       <w:bidi/>
-      <w:jc w:val="right"/>
     </w:pPr>
     <w:rPr>
       <w:rFonts w:asciiTheme="majorHAnsi" w:cs="David" w:cstheme="majorBidi" w:eastAsiaTheme="majorEastAsia" w:hAnsiTheme="majorHAnsi"/>

--- a/dist/word/org-structure.docx
+++ b/dist/word/org-structure.docx
@@ -22,47 +22,9 @@
       </w:pPr>
       <w:r>
         <w:rPr>
-          <w:iCs/>
-          <w:i/>
-          <w:rtl/>
-        </w:rPr>
-        <w:t xml:space="preserve">הסבר כללי:</w:t>
-      </w:r>
-      <w:r>
-        <w:rPr>
-          <w:rtl/>
-        </w:rPr>
-        <w:t xml:space="preserve"> </w:t>
-      </w:r>
-      <w:r>
-        <w:rPr>
-          <w:rtl/>
-        </w:rPr>
-        <w:t xml:space="preserve">מסמך זה מגדיר את המבנה הארגוני — שכבת הממשל, התרשים ההיררכי, החטיבות,</w:t>
-      </w:r>
-      <w:r>
-        <w:rPr>
-          <w:rtl/>
-        </w:rPr>
-        <w:t xml:space="preserve"> </w:t>
-      </w:r>
-      <w:r>
-        <w:rPr>
-          <w:rtl/>
-        </w:rPr>
-        <w:t xml:space="preserve">קווי הכפיפות ומטריצת הסמכויות. מלאו את השדות בקו תחתון. כל תפקיד ניהולי כאן אמור</w:t>
-      </w:r>
-      <w:r>
-        <w:rPr>
-          <w:rtl/>
-        </w:rPr>
-        <w:t xml:space="preserve"> </w:t>
-      </w:r>
-      <w:r>
-        <w:rPr>
-          <w:rtl/>
-        </w:rPr>
-        <w:t xml:space="preserve">לקבל</w:t>
+          <w:rtl/>
+        </w:rPr>
+        <w:t xml:space="preserve">מסמך זה מגדיר את המבנה הארגוני — שכבת הממשל, התרשים ההיררכי, החטיבות, קווי הכפיפות ומטריצת הסמכויות. מלאו את השדות בקו תחתון. כל תפקיד ניהולי כאן אמור לקבל</w:t>
       </w:r>
       <w:r>
         <w:rPr>
@@ -114,24 +76,24 @@
         </w:rPr>
         <w:t xml:space="preserve">שם החברה / Company</w:t>
       </w:r>
-      <w:r>
-        <w:rPr>
-          <w:rtl/>
-        </w:rPr>
-        <w:t xml:space="preserve"> </w:t>
-      </w:r>
-      <w:r>
-        <w:rPr>
-          <w:rtl/>
-        </w:rPr>
-        <w:t>— _______________________________________________________</w:t>
-      </w:r>
-      <w:r>
-        <w:rPr>
-          <w:rtl/>
-        </w:rPr>
-        <w:t xml:space="preserve"> </w:t>
-      </w:r>
+    </w:p>
+    <w:p>
+      <w:pPr>
+        <w:pStyle w:val="BodyText"/>
+        <w:bidi/>
+      </w:pPr>
+      <w:r>
+        <w:rPr>
+          <w:rtl/>
+        </w:rPr>
+        <w:t>_______________________________________________________</w:t>
+      </w:r>
+    </w:p>
+    <w:p>
+      <w:pPr>
+        <w:pStyle w:val="BodyText"/>
+        <w:bidi/>
+      </w:pPr>
       <w:r>
         <w:rPr>
           <w:bCs/>
@@ -140,24 +102,24 @@
         </w:rPr>
         <w:t xml:space="preserve">תאריך / Date</w:t>
       </w:r>
-      <w:r>
-        <w:rPr>
-          <w:rtl/>
-        </w:rPr>
-        <w:t xml:space="preserve"> </w:t>
-      </w:r>
-      <w:r>
-        <w:rPr>
-          <w:rtl/>
-        </w:rPr>
-        <w:t>— _______________________________________________________</w:t>
-      </w:r>
-      <w:r>
-        <w:rPr>
-          <w:rtl/>
-        </w:rPr>
-        <w:t xml:space="preserve"> </w:t>
-      </w:r>
+    </w:p>
+    <w:p>
+      <w:pPr>
+        <w:pStyle w:val="BodyText"/>
+        <w:bidi/>
+      </w:pPr>
+      <w:r>
+        <w:rPr>
+          <w:rtl/>
+        </w:rPr>
+        <w:t>_______________________________________________________</w:t>
+      </w:r>
+    </w:p>
+    <w:p>
+      <w:pPr>
+        <w:pStyle w:val="BodyText"/>
+        <w:bidi/>
+      </w:pPr>
       <w:r>
         <w:rPr>
           <w:bCs/>
@@ -212,35 +174,9 @@
       </w:pPr>
       <w:r>
         <w:rPr>
-          <w:iCs/>
-          <w:i/>
-          <w:rtl/>
-        </w:rPr>
-        <w:t xml:space="preserve">מה למלא:</w:t>
-      </w:r>
-      <w:r>
-        <w:rPr>
-          <w:rtl/>
-        </w:rPr>
-        <w:t xml:space="preserve"> </w:t>
-      </w:r>
-      <w:r>
-        <w:rPr>
-          <w:rtl/>
-        </w:rPr>
-        <w:t xml:space="preserve">2–4 עקרונות שמעצבים את המבנה (לדוגמה: הפרדת מנועי הצמיחה מבסיס התזרים;</w:t>
-      </w:r>
-      <w:r>
-        <w:rPr>
-          <w:rtl/>
-        </w:rPr>
-        <w:t xml:space="preserve"> </w:t>
-      </w:r>
-      <w:r>
-        <w:rPr>
-          <w:rtl/>
-        </w:rPr>
-        <w:t xml:space="preserve">מטה רזה; אחריות חד-משמעית לבעלים יחיד לכל תחום).</w:t>
+          <w:rtl/>
+        </w:rPr>
+        <w:t xml:space="preserve">מה למלא: 2–4 עקרונות שמעצבים את המבנה (לדוגמה: הפרדת מנועי הצמיחה מבסיס התזרים; מטה רזה; אחריות חד-משמעית לבעלים יחיד לכל תחום).</w:t>
       </w:r>
     </w:p>
     <w:p>
@@ -254,28 +190,30 @@
         </w:rPr>
         <w:t>_______________________________________________________</w:t>
       </w:r>
-      <w:r>
-        <w:rPr>
-          <w:rtl/>
-        </w:rPr>
-        <w:t xml:space="preserve"> </w:t>
-      </w:r>
+    </w:p>
+    <w:p>
+      <w:pPr>
+        <w:pStyle w:val="BodyText"/>
+        <w:bidi/>
+      </w:pPr>
       <w:r>
         <w:rPr>
           <w:rtl/>
         </w:rPr>
         <w:t>_______________________________________________________</w:t>
       </w:r>
-      <w:r>
-        <w:rPr>
-          <w:rtl/>
-        </w:rPr>
-        <w:t xml:space="preserve"> </w:t>
-      </w:r>
-      <w:r>
-        <w:rPr>
-          <w:rtl/>
-        </w:rPr>
+    </w:p>
+    <w:p>
+      <w:pPr>
+        <w:bidi/>
+      </w:pPr>
+      <w:r>
+        <w:rPr>
+          <w:rtl/>
+        </w:rPr>
+        <w:pict>
+          <v:rect style="width:0;height:1.5pt" o:hralign="center" o:hrstd="t" o:hr="t"/>
+        </w:pict>
       </w:r>
     </w:p>
     <w:bookmarkEnd w:id="20"/>
@@ -299,23 +237,9 @@
       </w:pPr>
       <w:r>
         <w:rPr>
-          <w:iCs/>
-          <w:i/>
-          <w:rtl/>
-        </w:rPr>
-        <w:t xml:space="preserve">מה למלא:</w:t>
-      </w:r>
-      <w:r>
-        <w:rPr>
-          <w:rtl/>
-        </w:rPr>
-        <w:t xml:space="preserve"> </w:t>
-      </w:r>
-      <w:r>
-        <w:rPr>
-          <w:rtl/>
-        </w:rPr>
-        <w:t xml:space="preserve">הדירקטוריון וועדותיו, ולכל אחד — המנדט (פיקוח, לא ניהול שוטף) וההרכב.</w:t>
+          <w:rtl/>
+        </w:rPr>
+        <w:t xml:space="preserve">מה למלא: הדירקטוריון וועדותיו, ולכל אחד — המנדט (פיקוח, לא ניהול שוטף) וההרכב.</w:t>
       </w:r>
     </w:p>
     <w:tbl>
@@ -341,6 +265,7 @@
             <w:pPr>
               <w:pStyle w:val="Compact"/>
               <w:bidi/>
+              <w:jc w:val="center"/>
             </w:pPr>
             <w:r>
               <w:rPr>
@@ -356,6 +281,7 @@
             <w:pPr>
               <w:pStyle w:val="Compact"/>
               <w:bidi/>
+              <w:jc w:val="center"/>
             </w:pPr>
             <w:r>
               <w:rPr>
@@ -371,6 +297,7 @@
             <w:pPr>
               <w:pStyle w:val="Compact"/>
               <w:bidi/>
+              <w:jc w:val="center"/>
             </w:pPr>
             <w:r>
               <w:rPr>
@@ -525,13 +452,15 @@
     </w:tbl>
     <w:p>
       <w:pPr>
-        <w:pStyle w:val="BodyText"/>
-        <w:bidi/>
-      </w:pPr>
-      <w:r>
-        <w:rPr>
-          <w:rtl/>
-        </w:rPr>
+        <w:bidi/>
+      </w:pPr>
+      <w:r>
+        <w:rPr>
+          <w:rtl/>
+        </w:rPr>
+        <w:pict>
+          <v:rect style="width:0;height:1.5pt" o:hralign="center" o:hrstd="t" o:hr="t"/>
+        </w:pict>
       </w:r>
     </w:p>
     <w:bookmarkEnd w:id="21"/>
@@ -555,11 +484,9 @@
       </w:pPr>
       <w:r>
         <w:rPr>
-          <w:iCs/>
-          <w:i/>
-          <w:rtl/>
-        </w:rPr>
-        <w:t xml:space="preserve">מה למלא:</w:t>
+          <w:rtl/>
+        </w:rPr>
+        <w:t xml:space="preserve">מה למלא: ציירו את ההיררכיה כעץ בהזחות — מנכ”ל בראש, תחתיו הסמנכ”לים, ותחת כל אחד היחידות/התפקידים הכפופים. כל</w:t>
       </w:r>
       <w:r>
         <w:rPr>
@@ -571,7 +498,19 @@
         <w:rPr>
           <w:rtl/>
         </w:rPr>
-        <w:t xml:space="preserve">ציירו את ההיררכיה כעץ בהזחות — מנכ”ל בראש, תחתיו הסמנכ”לים, ותחת כל אחד</w:t>
+        <w:t xml:space="preserve">“</w:t>
+      </w:r>
+      <w:r>
+        <w:rPr>
+          <w:rtl/>
+        </w:rPr>
+        <w:t xml:space="preserve">עלה</w:t>
+      </w:r>
+      <w:r>
+        <w:rPr>
+          <w:rtl/>
+        </w:rPr>
+        <w:t xml:space="preserve">”</w:t>
       </w:r>
       <w:r>
         <w:rPr>
@@ -583,55 +522,7 @@
         <w:rPr>
           <w:rtl/>
         </w:rPr>
-        <w:t xml:space="preserve">היחידות/התפקידים הכפופים. כל</w:t>
-      </w:r>
-      <w:r>
-        <w:rPr>
-          <w:rtl/>
-        </w:rPr>
-        <w:t xml:space="preserve"> </w:t>
-      </w:r>
-      <w:r>
-        <w:rPr>
-          <w:rtl/>
-        </w:rPr>
-        <w:t xml:space="preserve">“</w:t>
-      </w:r>
-      <w:r>
-        <w:rPr>
-          <w:rtl/>
-        </w:rPr>
-        <w:t xml:space="preserve">עלה</w:t>
-      </w:r>
-      <w:r>
-        <w:rPr>
-          <w:rtl/>
-        </w:rPr>
-        <w:t xml:space="preserve">”</w:t>
-      </w:r>
-      <w:r>
-        <w:rPr>
-          <w:rtl/>
-        </w:rPr>
-        <w:t xml:space="preserve"> </w:t>
-      </w:r>
-      <w:r>
-        <w:rPr>
-          <w:rtl/>
-        </w:rPr>
-        <w:t xml:space="preserve">בעץ הוא תפקיד שיש לו הגדרת תפקיד. (ברינדור ניתן</w:t>
-      </w:r>
-      <w:r>
-        <w:rPr>
-          <w:rtl/>
-        </w:rPr>
-        <w:t xml:space="preserve"> </w:t>
-      </w:r>
-      <w:r>
-        <w:rPr>
-          <w:rtl/>
-        </w:rPr>
-        <w:t xml:space="preserve">להמיר לתרשים גרפי.)</w:t>
+        <w:t xml:space="preserve">בעץ הוא תפקיד שיש לו הגדרת תפקיד. (ברינדור ניתן להמיר לתרשים גרפי.)</w:t>
       </w:r>
     </w:p>
     <w:p>
@@ -727,13 +618,15 @@
     </w:p>
     <w:p>
       <w:pPr>
-        <w:pStyle w:val="FirstParagraph"/>
-        <w:bidi/>
-      </w:pPr>
-      <w:r>
-        <w:rPr>
-          <w:rtl/>
-        </w:rPr>
+        <w:bidi/>
+      </w:pPr>
+      <w:r>
+        <w:rPr>
+          <w:rtl/>
+        </w:rPr>
+        <w:pict>
+          <v:rect style="width:0;height:1.5pt" o:hralign="center" o:hrstd="t" o:hr="t"/>
+        </w:pict>
       </w:r>
     </w:p>
     <w:bookmarkEnd w:id="22"/>
@@ -757,35 +650,9 @@
       </w:pPr>
       <w:r>
         <w:rPr>
-          <w:iCs/>
-          <w:i/>
-          <w:rtl/>
-        </w:rPr>
-        <w:t xml:space="preserve">מה למלא:</w:t>
-      </w:r>
-      <w:r>
-        <w:rPr>
-          <w:rtl/>
-        </w:rPr>
-        <w:t xml:space="preserve"> </w:t>
-      </w:r>
-      <w:r>
-        <w:rPr>
-          <w:rtl/>
-        </w:rPr>
-        <w:t xml:space="preserve">שורה לכל חטיבה/פונקציה — שם החטיבה, התפקיד שמוביל אותה, סוגה (מנוע צמיחה</w:t>
-      </w:r>
-      <w:r>
-        <w:rPr>
-          <w:rtl/>
-        </w:rPr>
-        <w:t xml:space="preserve"> </w:t>
-      </w:r>
-      <w:r>
-        <w:rPr>
-          <w:rtl/>
-        </w:rPr>
-        <w:t xml:space="preserve">/ בסיס תזרים / זרוע תומכת), והמנדט שלה.</w:t>
+          <w:rtl/>
+        </w:rPr>
+        <w:t xml:space="preserve">מה למלא: שורה לכל חטיבה/פונקציה — שם החטיבה, התפקיד שמוביל אותה, סוגה (מנוע צמיחה / בסיס תזרים / זרוע תומכת), והמנדט שלה.</w:t>
       </w:r>
     </w:p>
     <w:tbl>
@@ -812,6 +679,7 @@
             <w:pPr>
               <w:pStyle w:val="Compact"/>
               <w:bidi/>
+              <w:jc w:val="center"/>
             </w:pPr>
             <w:r>
               <w:rPr>
@@ -827,6 +695,7 @@
             <w:pPr>
               <w:pStyle w:val="Compact"/>
               <w:bidi/>
+              <w:jc w:val="center"/>
             </w:pPr>
             <w:r>
               <w:rPr>
@@ -842,6 +711,7 @@
             <w:pPr>
               <w:pStyle w:val="Compact"/>
               <w:bidi/>
+              <w:jc w:val="center"/>
             </w:pPr>
             <w:r>
               <w:rPr>
@@ -857,6 +727,7 @@
             <w:pPr>
               <w:pStyle w:val="Compact"/>
               <w:bidi/>
+              <w:jc w:val="center"/>
             </w:pPr>
             <w:r>
               <w:rPr>
@@ -1056,13 +927,15 @@
     </w:tbl>
     <w:p>
       <w:pPr>
-        <w:pStyle w:val="BodyText"/>
-        <w:bidi/>
-      </w:pPr>
-      <w:r>
-        <w:rPr>
-          <w:rtl/>
-        </w:rPr>
+        <w:bidi/>
+      </w:pPr>
+      <w:r>
+        <w:rPr>
+          <w:rtl/>
+        </w:rPr>
+        <w:pict>
+          <v:rect style="width:0;height:1.5pt" o:hralign="center" o:hrstd="t" o:hr="t"/>
+        </w:pict>
       </w:r>
     </w:p>
     <w:bookmarkEnd w:id="23"/>
@@ -1086,35 +959,9 @@
       </w:pPr>
       <w:r>
         <w:rPr>
-          <w:iCs/>
-          <w:i/>
-          <w:rtl/>
-        </w:rPr>
-        <w:t xml:space="preserve">מה למלא:</w:t>
-      </w:r>
-      <w:r>
-        <w:rPr>
-          <w:rtl/>
-        </w:rPr>
-        <w:t xml:space="preserve"> </w:t>
-      </w:r>
-      <w:r>
-        <w:rPr>
-          <w:rtl/>
-        </w:rPr>
-        <w:t xml:space="preserve">ציינו קשרי כפיפות ישירים ומטריציוניים (קו מקווקו), ואת מספר הכפופים</w:t>
-      </w:r>
-      <w:r>
-        <w:rPr>
-          <w:rtl/>
-        </w:rPr>
-        <w:t xml:space="preserve"> </w:t>
-      </w:r>
-      <w:r>
-        <w:rPr>
-          <w:rtl/>
-        </w:rPr>
-        <w:t xml:space="preserve">הישירים לכל סמנכ”ל. סמנו עומסים חריגים (מעל 7–8 כפופים) או שכבות דקות מדי.</w:t>
+          <w:rtl/>
+        </w:rPr>
+        <w:t xml:space="preserve">מה למלא: ציינו קשרי כפיפות ישירים ומטריציוניים (קו מקווקו), ואת מספר הכפופים הישירים לכל סמנכ”ל. סמנו עומסים חריגים (מעל 7–8 כפופים) או שכבות דקות מדי.</w:t>
       </w:r>
     </w:p>
     <w:p>
@@ -1128,28 +975,30 @@
         </w:rPr>
         <w:t>_______________________________________________________</w:t>
       </w:r>
-      <w:r>
-        <w:rPr>
-          <w:rtl/>
-        </w:rPr>
-        <w:t xml:space="preserve"> </w:t>
-      </w:r>
+    </w:p>
+    <w:p>
+      <w:pPr>
+        <w:pStyle w:val="BodyText"/>
+        <w:bidi/>
+      </w:pPr>
       <w:r>
         <w:rPr>
           <w:rtl/>
         </w:rPr>
         <w:t>_______________________________________________________</w:t>
       </w:r>
-      <w:r>
-        <w:rPr>
-          <w:rtl/>
-        </w:rPr>
-        <w:t xml:space="preserve"> </w:t>
-      </w:r>
-      <w:r>
-        <w:rPr>
-          <w:rtl/>
-        </w:rPr>
+    </w:p>
+    <w:p>
+      <w:pPr>
+        <w:bidi/>
+      </w:pPr>
+      <w:r>
+        <w:rPr>
+          <w:rtl/>
+        </w:rPr>
+        <w:pict>
+          <v:rect style="width:0;height:1.5pt" o:hralign="center" o:hrstd="t" o:hr="t"/>
+        </w:pict>
       </w:r>
     </w:p>
     <w:bookmarkEnd w:id="24"/>
@@ -1173,23 +1022,9 @@
       </w:pPr>
       <w:r>
         <w:rPr>
-          <w:iCs/>
-          <w:i/>
-          <w:rtl/>
-        </w:rPr>
-        <w:t xml:space="preserve">מה למלא:</w:t>
-      </w:r>
-      <w:r>
-        <w:rPr>
-          <w:rtl/>
-        </w:rPr>
-        <w:t xml:space="preserve"> </w:t>
-      </w:r>
-      <w:r>
-        <w:rPr>
-          <w:rtl/>
-        </w:rPr>
-        <w:t xml:space="preserve">מי מחליט מה, עד איזה סף (כספי/מהותי), ומה מוסלם לדירקטוריון. התאימו לחלק</w:t>
+          <w:rtl/>
+        </w:rPr>
+        <w:t xml:space="preserve">מה למלא: מי מחליט מה, עד איזה סף (כספי/מהותי), ומה מוסלם לדירקטוריון. התאימו לחלק</w:t>
       </w:r>
       <w:r>
         <w:rPr>
@@ -1252,6 +1087,7 @@
             <w:pPr>
               <w:pStyle w:val="Compact"/>
               <w:bidi/>
+              <w:jc w:val="center"/>
             </w:pPr>
             <w:r>
               <w:rPr>
@@ -1267,6 +1103,7 @@
             <w:pPr>
               <w:pStyle w:val="Compact"/>
               <w:bidi/>
+              <w:jc w:val="center"/>
             </w:pPr>
             <w:r>
               <w:rPr>
@@ -1282,6 +1119,7 @@
             <w:pPr>
               <w:pStyle w:val="Compact"/>
               <w:bidi/>
+              <w:jc w:val="center"/>
             </w:pPr>
             <w:r>
               <w:rPr>
@@ -1297,6 +1135,7 @@
             <w:pPr>
               <w:pStyle w:val="Compact"/>
               <w:bidi/>
+              <w:jc w:val="center"/>
             </w:pPr>
             <w:r>
               <w:rPr>
@@ -1434,13 +1273,15 @@
     </w:tbl>
     <w:p>
       <w:pPr>
-        <w:pStyle w:val="BodyText"/>
-        <w:bidi/>
-      </w:pPr>
-      <w:r>
-        <w:rPr>
-          <w:rtl/>
-        </w:rPr>
+        <w:bidi/>
+      </w:pPr>
+      <w:r>
+        <w:rPr>
+          <w:rtl/>
+        </w:rPr>
+        <w:pict>
+          <v:rect style="width:0;height:1.5pt" o:hralign="center" o:hrstd="t" o:hr="t"/>
+        </w:pict>
       </w:r>
     </w:p>
     <w:bookmarkEnd w:id="25"/>
@@ -1478,23 +1319,9 @@
       </w:pPr>
       <w:r>
         <w:rPr>
-          <w:iCs/>
-          <w:i/>
-          <w:rtl/>
-        </w:rPr>
-        <w:t xml:space="preserve">מה למלא:</w:t>
-      </w:r>
-      <w:r>
-        <w:rPr>
-          <w:rtl/>
-        </w:rPr>
-        <w:t xml:space="preserve"> </w:t>
-      </w:r>
-      <w:r>
-        <w:rPr>
-          <w:rtl/>
-        </w:rPr>
-        <w:t xml:space="preserve">כוח אדם נוכחי מול מתוכנן לכל חטיבה, לאורך אופק התכנית.</w:t>
+          <w:rtl/>
+        </w:rPr>
+        <w:t xml:space="preserve">מה למלא: כוח אדם נוכחי מול מתוכנן לכל חטיבה, לאורך אופק התכנית.</w:t>
       </w:r>
     </w:p>
     <w:tbl>
@@ -1521,6 +1348,7 @@
             <w:pPr>
               <w:pStyle w:val="Compact"/>
               <w:bidi/>
+              <w:jc w:val="center"/>
             </w:pPr>
             <w:r>
               <w:rPr>
@@ -1536,6 +1364,7 @@
             <w:pPr>
               <w:pStyle w:val="Compact"/>
               <w:bidi/>
+              <w:jc w:val="center"/>
             </w:pPr>
             <w:r>
               <w:rPr>
@@ -1551,6 +1380,7 @@
             <w:pPr>
               <w:pStyle w:val="Compact"/>
               <w:bidi/>
+              <w:jc w:val="center"/>
             </w:pPr>
             <w:r>
               <w:rPr>
@@ -1566,6 +1396,7 @@
             <w:pPr>
               <w:pStyle w:val="Compact"/>
               <w:bidi/>
+              <w:jc w:val="center"/>
             </w:pPr>
             <w:r>
               <w:rPr>
@@ -1843,7 +1674,9 @@
     </w:pPr>
     <w:rPr>
       <w:rtl/>
-      <w:rFonts w:cs="David"/>
+      <w:rFonts w:ascii="David" w:cs="David" w:hAnsi="David"/>
+      <w:sz w:val="18"/>
+      <w:szCs w:val="18"/>
     </w:rPr>
   </w:style>
   <w:style w:styleId="BodyText" w:type="paragraph">
@@ -1857,7 +1690,9 @@
     <w:qFormat/>
     <w:rPr>
       <w:rtl/>
-      <w:rFonts w:cs="David"/>
+      <w:rFonts w:ascii="David" w:cs="David" w:hAnsi="David"/>
+      <w:sz w:val="18"/>
+      <w:szCs w:val="18"/>
     </w:rPr>
   </w:style>
   <w:style w:customStyle="1" w:styleId="FirstParagraph" w:type="paragraph">
@@ -1870,7 +1705,9 @@
     </w:pPr>
     <w:rPr>
       <w:rtl/>
-      <w:rFonts w:cs="David"/>
+      <w:rFonts w:ascii="David" w:cs="David" w:hAnsi="David"/>
+      <w:sz w:val="18"/>
+      <w:szCs w:val="18"/>
     </w:rPr>
   </w:style>
   <w:style w:customStyle="1" w:styleId="Compact" w:type="paragraph">
@@ -1883,7 +1720,9 @@
     </w:pPr>
     <w:rPr>
       <w:rtl/>
-      <w:rFonts w:cs="David"/>
+      <w:rFonts w:ascii="David" w:cs="David" w:hAnsi="David"/>
+      <w:sz w:val="18"/>
+      <w:szCs w:val="18"/>
     </w:rPr>
   </w:style>
   <w:style w:styleId="Title" w:type="paragraph">
@@ -1898,12 +1737,12 @@
       <w:bidi/>
     </w:pPr>
     <w:rPr>
-      <w:rFonts w:asciiTheme="majorHAnsi" w:cs="David" w:cstheme="majorBidi" w:eastAsiaTheme="majorEastAsia" w:hAnsiTheme="majorHAnsi"/>
+      <w:rFonts w:ascii="David" w:asciiTheme="majorHAnsi" w:cs="David" w:cstheme="majorBidi" w:eastAsiaTheme="majorEastAsia" w:hAnsi="David" w:hAnsiTheme="majorHAnsi"/>
       <w:b/>
       <w:bCs/>
       <w:color w:themeColor="accent1" w:themeShade="B5" w:val="345A8A"/>
-      <w:sz w:val="36"/>
-      <w:szCs w:val="36"/>
+      <w:sz w:val="22"/>
+      <w:szCs w:val="22"/>
       <w:rtl/>
     </w:rPr>
   </w:style>
@@ -1919,10 +1758,10 @@
       <w:bidi/>
     </w:pPr>
     <w:rPr>
-      <w:sz w:val="30"/>
-      <w:szCs w:val="30"/>
-      <w:rtl/>
-      <w:rFonts w:cs="David"/>
+      <w:sz w:val="22"/>
+      <w:szCs w:val="22"/>
+      <w:rtl/>
+      <w:rFonts w:ascii="David" w:cs="David" w:hAnsi="David"/>
     </w:rPr>
   </w:style>
   <w:style w:customStyle="1" w:styleId="Author" w:type="paragraph">
@@ -1936,7 +1775,9 @@
     </w:pPr>
     <w:rPr>
       <w:rtl/>
-      <w:rFonts w:cs="David"/>
+      <w:rFonts w:ascii="David" w:cs="David" w:hAnsi="David"/>
+      <w:sz w:val="18"/>
+      <w:szCs w:val="18"/>
     </w:rPr>
   </w:style>
   <w:style w:styleId="Date" w:type="paragraph">
@@ -1950,7 +1791,9 @@
     </w:pPr>
     <w:rPr>
       <w:rtl/>
-      <w:rFonts w:cs="David"/>
+      <w:rFonts w:ascii="David" w:cs="David" w:hAnsi="David"/>
+      <w:sz w:val="18"/>
+      <w:szCs w:val="18"/>
     </w:rPr>
   </w:style>
   <w:style w:customStyle="1" w:styleId="AbstractTitle" w:type="paragraph">
@@ -1965,13 +1808,13 @@
       <w:bidi/>
     </w:pPr>
     <w:rPr>
-      <w:sz w:val="20"/>
-      <w:szCs w:val="20"/>
+      <w:sz w:val="22"/>
+      <w:szCs w:val="22"/>
       <w:b/>
       <w:color w:val="345A8A"/>
       &gt;
       <w:rtl/>
-      <w:rFonts w:cs="David"/>
+      <w:rFonts w:ascii="David" w:cs="David" w:hAnsi="David"/>
     </w:rPr>
   </w:style>
   <w:style w:customStyle="1" w:styleId="Abstract" w:type="paragraph">
@@ -1986,10 +1829,10 @@
       <w:bidi/>
     </w:pPr>
     <w:rPr>
-      <w:sz w:val="20"/>
-      <w:szCs w:val="20"/>
-      <w:rtl/>
-      <w:rFonts w:cs="David"/>
+      <w:sz w:val="18"/>
+      <w:szCs w:val="18"/>
+      <w:rtl/>
+      <w:rFonts w:ascii="David" w:cs="David" w:hAnsi="David"/>
     </w:rPr>
   </w:style>
   <w:style w:styleId="Bibliography" w:type="paragraph">
@@ -2002,7 +1845,9 @@
     </w:pPr>
     <w:rPr>
       <w:rtl/>
-      <w:rFonts w:cs="David"/>
+      <w:rFonts w:ascii="David" w:cs="David" w:hAnsi="David"/>
+      <w:sz w:val="18"/>
+      <w:szCs w:val="18"/>
     </w:rPr>
   </w:style>
   <w:style w:styleId="Heading1" w:type="paragraph">
@@ -2019,12 +1864,12 @@
       <w:bidi/>
     </w:pPr>
     <w:rPr>
-      <w:rFonts w:asciiTheme="majorHAnsi" w:cs="David" w:cstheme="majorBidi" w:eastAsiaTheme="majorEastAsia" w:hAnsiTheme="majorHAnsi"/>
+      <w:rFonts w:ascii="David" w:asciiTheme="majorHAnsi" w:cs="David" w:cstheme="majorBidi" w:eastAsiaTheme="majorEastAsia" w:hAnsi="David" w:hAnsiTheme="majorHAnsi"/>
       <w:b/>
       <w:bCs/>
       <w:color w:themeColor="accent1" w:val="4F81BD"/>
-      <w:sz w:val="32"/>
-      <w:szCs w:val="32"/>
+      <w:sz w:val="22"/>
+      <w:szCs w:val="22"/>
       <w:rtl/>
     </w:rPr>
   </w:style>
@@ -2043,12 +1888,12 @@
       <w:bidi/>
     </w:pPr>
     <w:rPr>
-      <w:rFonts w:asciiTheme="majorHAnsi" w:cs="David" w:cstheme="majorBidi" w:eastAsiaTheme="majorEastAsia" w:hAnsiTheme="majorHAnsi"/>
+      <w:rFonts w:ascii="David" w:asciiTheme="majorHAnsi" w:cs="David" w:cstheme="majorBidi" w:eastAsiaTheme="majorEastAsia" w:hAnsi="David" w:hAnsiTheme="majorHAnsi"/>
       <w:b/>
       <w:bCs/>
       <w:color w:themeColor="accent1" w:val="4F81BD"/>
-      <w:sz w:val="28"/>
-      <w:szCs w:val="28"/>
+      <w:sz w:val="20"/>
+      <w:szCs w:val="20"/>
       <w:rtl/>
     </w:rPr>
   </w:style>
@@ -2067,12 +1912,12 @@
       <w:bidi/>
     </w:pPr>
     <w:rPr>
-      <w:rFonts w:asciiTheme="majorHAnsi" w:cs="David" w:cstheme="majorBidi" w:eastAsiaTheme="majorEastAsia" w:hAnsiTheme="majorHAnsi"/>
+      <w:rFonts w:ascii="David" w:asciiTheme="majorHAnsi" w:cs="David" w:cstheme="majorBidi" w:eastAsiaTheme="majorEastAsia" w:hAnsi="David" w:hAnsiTheme="majorHAnsi"/>
       <w:b/>
       <w:bCs/>
       <w:color w:themeColor="accent1" w:val="4F81BD"/>
-      <w:sz w:val="24"/>
-      <w:szCs w:val="24"/>
+      <w:sz w:val="18"/>
+      <w:szCs w:val="18"/>
       <w:rtl/>
     </w:rPr>
   </w:style>
@@ -2091,12 +1936,12 @@
       <w:bidi/>
     </w:pPr>
     <w:rPr>
-      <w:rFonts w:asciiTheme="majorHAnsi" w:cs="David" w:cstheme="majorBidi" w:eastAsiaTheme="majorEastAsia" w:hAnsiTheme="majorHAnsi"/>
+      <w:rFonts w:ascii="David" w:asciiTheme="majorHAnsi" w:cs="David" w:cstheme="majorBidi" w:eastAsiaTheme="majorEastAsia" w:hAnsi="David" w:hAnsiTheme="majorHAnsi"/>
       <w:i/>
       <w:bCs/>
       <w:color w:themeColor="accent1" w:val="4F81BD"/>
-      <w:sz w:val="24"/>
-      <w:szCs w:val="24"/>
+      <w:sz w:val="18"/>
+      <w:szCs w:val="18"/>
       <w:rtl/>
     </w:rPr>
   </w:style>
@@ -2115,11 +1960,11 @@
       <w:bidi/>
     </w:pPr>
     <w:rPr>
-      <w:rFonts w:asciiTheme="majorHAnsi" w:cs="David" w:cstheme="majorBidi" w:eastAsiaTheme="majorEastAsia" w:hAnsiTheme="majorHAnsi"/>
+      <w:rFonts w:ascii="David" w:asciiTheme="majorHAnsi" w:cs="David" w:cstheme="majorBidi" w:eastAsiaTheme="majorEastAsia" w:hAnsi="David" w:hAnsiTheme="majorHAnsi"/>
       <w:iCs/>
       <w:color w:themeColor="accent1" w:val="4F81BD"/>
-      <w:sz w:val="24"/>
-      <w:szCs w:val="24"/>
+      <w:sz w:val="18"/>
+      <w:szCs w:val="18"/>
       <w:rtl/>
     </w:rPr>
   </w:style>
@@ -2138,10 +1983,10 @@
       <w:bidi/>
     </w:pPr>
     <w:rPr>
-      <w:rFonts w:asciiTheme="majorHAnsi" w:cs="David" w:cstheme="majorBidi" w:eastAsiaTheme="majorEastAsia" w:hAnsiTheme="majorHAnsi"/>
+      <w:rFonts w:ascii="David" w:asciiTheme="majorHAnsi" w:cs="David" w:cstheme="majorBidi" w:eastAsiaTheme="majorEastAsia" w:hAnsi="David" w:hAnsiTheme="majorHAnsi"/>
       <w:color w:themeColor="accent1" w:val="4F81BD"/>
-      <w:sz w:val="24"/>
-      <w:szCs w:val="24"/>
+      <w:sz w:val="18"/>
+      <w:szCs w:val="18"/>
       <w:rtl/>
     </w:rPr>
   </w:style>
@@ -2160,10 +2005,10 @@
       <w:bidi/>
     </w:pPr>
     <w:rPr>
-      <w:rFonts w:asciiTheme="majorHAnsi" w:cs="David" w:cstheme="majorBidi" w:eastAsiaTheme="majorEastAsia" w:hAnsiTheme="majorHAnsi"/>
+      <w:rFonts w:ascii="David" w:asciiTheme="majorHAnsi" w:cs="David" w:cstheme="majorBidi" w:eastAsiaTheme="majorEastAsia" w:hAnsi="David" w:hAnsiTheme="majorHAnsi"/>
       <w:color w:themeColor="accent1" w:val="4F81BD"/>
-      <w:sz w:val="24"/>
-      <w:szCs w:val="24"/>
+      <w:sz w:val="18"/>
+      <w:szCs w:val="18"/>
       <w:rtl/>
     </w:rPr>
   </w:style>
@@ -2182,10 +2027,10 @@
       <w:bidi/>
     </w:pPr>
     <w:rPr>
-      <w:rFonts w:asciiTheme="majorHAnsi" w:cs="David" w:cstheme="majorBidi" w:eastAsiaTheme="majorEastAsia" w:hAnsiTheme="majorHAnsi"/>
+      <w:rFonts w:ascii="David" w:asciiTheme="majorHAnsi" w:cs="David" w:cstheme="majorBidi" w:eastAsiaTheme="majorEastAsia" w:hAnsi="David" w:hAnsiTheme="majorHAnsi"/>
       <w:color w:themeColor="accent1" w:val="4F81BD"/>
-      <w:sz w:val="24"/>
-      <w:szCs w:val="24"/>
+      <w:sz w:val="18"/>
+      <w:szCs w:val="18"/>
       <w:rtl/>
     </w:rPr>
   </w:style>
@@ -2204,10 +2049,10 @@
       <w:bidi/>
     </w:pPr>
     <w:rPr>
-      <w:rFonts w:asciiTheme="majorHAnsi" w:cs="David" w:cstheme="majorBidi" w:eastAsiaTheme="majorEastAsia" w:hAnsiTheme="majorHAnsi"/>
+      <w:rFonts w:ascii="David" w:asciiTheme="majorHAnsi" w:cs="David" w:cstheme="majorBidi" w:eastAsiaTheme="majorEastAsia" w:hAnsi="David" w:hAnsiTheme="majorHAnsi"/>
       <w:color w:themeColor="accent1" w:val="4F81BD"/>
-      <w:sz w:val="24"/>
-      <w:szCs w:val="24"/>
+      <w:sz w:val="18"/>
+      <w:szCs w:val="18"/>
       <w:rtl/>
     </w:rPr>
   </w:style>
@@ -2225,7 +2070,9 @@
     </w:pPr>
     <w:rPr>
       <w:rtl/>
-      <w:rFonts w:cs="David"/>
+      <w:rFonts w:ascii="David" w:cs="David" w:hAnsi="David"/>
+      <w:sz w:val="18"/>
+      <w:szCs w:val="18"/>
     </w:rPr>
   </w:style>
   <w:style w:styleId="FootnoteText" w:type="paragraph">
@@ -2240,7 +2087,9 @@
     </w:pPr>
     <w:rPr>
       <w:rtl/>
-      <w:rFonts w:cs="David"/>
+      <w:rFonts w:ascii="David" w:cs="David" w:hAnsi="David"/>
+      <w:sz w:val="18"/>
+      <w:szCs w:val="18"/>
     </w:rPr>
   </w:style>
   <w:style w:default="1" w:styleId="DefaultParagraphFont" w:type="character">
@@ -2292,7 +2141,9 @@
     <w:rPr>
       <w:b/>
       <w:rtl/>
-      <w:rFonts w:cs="David"/>
+      <w:rFonts w:ascii="David" w:cs="David" w:hAnsi="David"/>
+      <w:sz w:val="18"/>
+      <w:szCs w:val="18"/>
     </w:rPr>
   </w:style>
   <w:style w:customStyle="1" w:styleId="Definition" w:type="paragraph">
@@ -2303,7 +2154,9 @@
     </w:pPr>
     <w:rPr>
       <w:rtl/>
-      <w:rFonts w:cs="David"/>
+      <w:rFonts w:ascii="David" w:cs="David" w:hAnsi="David"/>
+      <w:sz w:val="18"/>
+      <w:szCs w:val="18"/>
     </w:rPr>
   </w:style>
   <w:style w:styleId="Caption" w:type="paragraph">
@@ -2317,7 +2170,9 @@
     <w:rPr>
       <w:i/>
       <w:rtl/>
-      <w:rFonts w:cs="David"/>
+      <w:rFonts w:ascii="David" w:cs="David" w:hAnsi="David"/>
+      <w:sz w:val="18"/>
+      <w:szCs w:val="18"/>
     </w:rPr>
   </w:style>
   <w:style w:customStyle="1" w:styleId="TableCaption" w:type="paragraph">
@@ -2329,7 +2184,9 @@
     </w:pPr>
     <w:rPr>
       <w:rtl/>
-      <w:rFonts w:cs="David"/>
+      <w:rFonts w:ascii="David" w:cs="David" w:hAnsi="David"/>
+      <w:sz w:val="18"/>
+      <w:szCs w:val="18"/>
     </w:rPr>
   </w:style>
   <w:style w:customStyle="1" w:styleId="ImageCaption" w:type="paragraph">
@@ -2340,7 +2197,9 @@
     </w:pPr>
     <w:rPr>
       <w:rtl/>
-      <w:rFonts w:cs="David"/>
+      <w:rFonts w:ascii="David" w:cs="David" w:hAnsi="David"/>
+      <w:sz w:val="18"/>
+      <w:szCs w:val="18"/>
     </w:rPr>
   </w:style>
   <w:style w:customStyle="1" w:styleId="Figure" w:type="paragraph">
@@ -2351,7 +2210,9 @@
     </w:pPr>
     <w:rPr>
       <w:rtl/>
-      <w:rFonts w:cs="David"/>
+      <w:rFonts w:ascii="David" w:cs="David" w:hAnsi="David"/>
+      <w:sz w:val="18"/>
+      <w:szCs w:val="18"/>
     </w:rPr>
   </w:style>
   <w:style w:customStyle="1" w:styleId="CaptionedFigure" w:type="paragraph">
@@ -2363,7 +2224,9 @@
     </w:pPr>
     <w:rPr>
       <w:rtl/>
-      <w:rFonts w:cs="David"/>
+      <w:rFonts w:ascii="David" w:cs="David" w:hAnsi="David"/>
+      <w:sz w:val="18"/>
+      <w:szCs w:val="18"/>
     </w:rPr>
   </w:style>
   <w:style w:customStyle="1" w:styleId="BodyTextChar" w:type="character">
@@ -2410,11 +2273,13 @@
       <w:bidi/>
     </w:pPr>
     <w:rPr>
-      <w:rFonts w:asciiTheme="majorHAnsi" w:cs="David" w:cstheme="majorBidi" w:eastAsiaTheme="majorEastAsia" w:hAnsiTheme="majorHAnsi"/>
+      <w:rFonts w:ascii="David" w:asciiTheme="majorHAnsi" w:cs="David" w:cstheme="majorBidi" w:eastAsiaTheme="majorEastAsia" w:hAnsi="David" w:hAnsiTheme="majorHAnsi"/>
       <w:b w:val="0"/>
       <w:bCs w:val="0"/>
       <w:color w:themeColor="accent1" w:themeShade="BF" w:val="365F91"/>
       <w:rtl/>
+      <w:sz w:val="18"/>
+      <w:szCs w:val="18"/>
     </w:rPr>
   </w:style>
   <w:style w:type="paragraph" w:customStyle="1" w:styleId="SourceCode">
